--- a/Knowledge/3-Work knowledge/1-Software Engineering/2-Testing/5-My Source/1-ISTQB Foundation Level/5-Test Management/5-Test Techniques/1-Types of Black-Box Techniques/6-Use Case Testing.docx
+++ b/Knowledge/3-Work knowledge/1-Software Engineering/2-Testing/5-My Source/1-ISTQB Foundation Level/5-Test Management/5-Test Techniques/1-Types of Black-Box Techniques/6-Use Case Testing.docx
@@ -31,60 +31,77 @@
       </w:pPr>
       <w:r>
         <w:rPr>
-          <w:b/>
-          <w:shd w:val="clear" w:color="auto" w:fill="B7B7B7"/>
-        </w:rPr>
-        <w:t># Source</w:t>
-      </w:r>
-      <w:r>
-        <w:rPr>
-          <w:shd w:val="clear" w:color="auto" w:fill="B7B7B7"/>
-        </w:rPr>
-        <w:t xml:space="preserve">: </w:t>
-      </w:r>
-      <w:proofErr w:type="spellStart"/>
-      <w:r>
-        <w:rPr>
-          <w:b/>
-          <w:shd w:val="clear" w:color="auto" w:fill="B7B7B7"/>
-        </w:rPr>
-        <w:t>Chatgpt</w:t>
-      </w:r>
-      <w:proofErr w:type="spellEnd"/>
-      <w:r>
-        <w:rPr>
-          <w:b/>
-          <w:shd w:val="clear" w:color="auto" w:fill="B7B7B7"/>
-        </w:rPr>
-        <w:t xml:space="preserve"> </w:t>
-      </w:r>
-      <w:r>
-        <w:rPr>
-          <w:b/>
-          <w:sz w:val="14"/>
-          <w:szCs w:val="14"/>
-          <w:shd w:val="clear" w:color="auto" w:fill="B7B7B7"/>
-        </w:rPr>
-        <w:t>(GPT</w:t>
-      </w:r>
-      <w:r>
-        <w:rPr>
-          <w:rFonts w:ascii="Cambria Math" w:hAnsi="Cambria Math" w:cs="Cambria Math"/>
-          <w:b/>
-          <w:sz w:val="14"/>
-          <w:szCs w:val="14"/>
-          <w:shd w:val="clear" w:color="auto" w:fill="B7B7B7"/>
+          <w:rFonts w:ascii="Arial" w:eastAsia="Arial" w:hAnsi="Arial" w:cs="Arial"/>
+          <w:b/>
+          <w:color w:val="000000"/>
+          <w:sz w:val="18"/>
+          <w:highlight w:val="lightGray"/>
+        </w:rPr>
+        <w:t># Source: AI Source: Provided by: [Data Path</w:t>
+      </w:r>
+      <w:r>
+        <w:rPr>
+          <w:rFonts w:ascii="Arial" w:eastAsia="Arial" w:hAnsi="Arial" w:cs="Arial"/>
+          <w:color w:val="000000"/>
+          <w:sz w:val="18"/>
+          <w:highlight w:val="lightGray"/>
+        </w:rPr>
+        <w:t xml:space="preserve">: Persons Table -&gt; ID Column: 1, Name_En Column: Motasem Essam] -&gt; </w:t>
+      </w:r>
+      <w:r>
+        <w:rPr>
+          <w:rFonts w:ascii="Arial" w:eastAsia="Arial" w:hAnsi="Arial" w:cs="Arial"/>
+          <w:b/>
+          <w:color w:val="000000"/>
+          <w:sz w:val="18"/>
+          <w:highlight w:val="lightGray"/>
+        </w:rPr>
+        <w:t>From:</w:t>
+      </w:r>
+      <w:r>
+        <w:rPr>
+          <w:rFonts w:ascii="Arial" w:eastAsia="Arial" w:hAnsi="Arial" w:cs="Arial"/>
+          <w:color w:val="000000"/>
+          <w:sz w:val="18"/>
+          <w:highlight w:val="lightGray"/>
+        </w:rPr>
+        <w:t xml:space="preserve"> [Chatgpt (GPT</w:t>
+      </w:r>
+      <w:r>
+        <w:rPr>
+          <w:rFonts w:ascii="Arial" w:eastAsia="Arial" w:hAnsi="Arial" w:cs="Cambria Math"/>
+          <w:color w:val="000000"/>
+          <w:sz w:val="18"/>
+          <w:highlight w:val="lightGray"/>
         </w:rPr>
         <w:t>‑</w:t>
       </w:r>
       <w:r>
         <w:rPr>
-          <w:b/>
-          <w:sz w:val="14"/>
-          <w:szCs w:val="14"/>
-          <w:shd w:val="clear" w:color="auto" w:fill="B7B7B7"/>
-        </w:rPr>
-        <w:t>5 Mini) at [8/15/2025]</w:t>
+          <w:rFonts w:ascii="Arial" w:eastAsia="Arial" w:hAnsi="Arial" w:cs="Arial"/>
+          <w:color w:val="000000"/>
+          <w:sz w:val="18"/>
+          <w:highlight w:val="lightGray"/>
+        </w:rPr>
+        <w:t xml:space="preserve">5 Mini)] </w:t>
+      </w:r>
+      <w:r>
+        <w:rPr>
+          <w:rFonts w:ascii="Arial" w:eastAsia="Arial" w:hAnsi="Arial" w:cs="Arial"/>
+          <w:b/>
+          <w:color w:val="000000"/>
+          <w:sz w:val="18"/>
+          <w:highlight w:val="lightGray"/>
+        </w:rPr>
+        <w:t>on</w:t>
+      </w:r>
+      <w:r>
+        <w:rPr>
+          <w:rFonts w:ascii="Arial" w:eastAsia="Arial" w:hAnsi="Arial"/>
+          <w:sz w:val="18"/>
+          <w:highlight w:val="lightGray"/>
+        </w:rPr>
+        <w:t xml:space="preserve"> [8/15/2025]</w:t>
       </w:r>
     </w:p>
     <w:p>
@@ -163,7 +180,7 @@
     </w:p>
     <w:p>
       <w:r>
-        <w:pict w14:anchorId="25F5C129">
+        <w:pict w14:anchorId="68EB1254">
           <v:rect id="_x0000_i1025" style="width:0;height:1.5pt" o:hralign="center" o:hrstd="t" o:hr="t" fillcolor="#a0a0a0" stroked="f"/>
         </w:pict>
       </w:r>
@@ -184,60 +201,77 @@
       </w:pPr>
       <w:r>
         <w:rPr>
-          <w:b/>
-          <w:shd w:val="clear" w:color="auto" w:fill="B7B7B7"/>
-        </w:rPr>
-        <w:t># Source</w:t>
-      </w:r>
-      <w:r>
-        <w:rPr>
-          <w:shd w:val="clear" w:color="auto" w:fill="B7B7B7"/>
-        </w:rPr>
-        <w:t xml:space="preserve">: </w:t>
-      </w:r>
-      <w:proofErr w:type="spellStart"/>
-      <w:r>
-        <w:rPr>
-          <w:b/>
-          <w:shd w:val="clear" w:color="auto" w:fill="B7B7B7"/>
-        </w:rPr>
-        <w:t>Chatgpt</w:t>
-      </w:r>
-      <w:proofErr w:type="spellEnd"/>
-      <w:r>
-        <w:rPr>
-          <w:b/>
-          <w:shd w:val="clear" w:color="auto" w:fill="B7B7B7"/>
-        </w:rPr>
-        <w:t xml:space="preserve"> </w:t>
-      </w:r>
-      <w:r>
-        <w:rPr>
-          <w:b/>
-          <w:sz w:val="14"/>
-          <w:szCs w:val="14"/>
-          <w:shd w:val="clear" w:color="auto" w:fill="B7B7B7"/>
-        </w:rPr>
-        <w:t>(GPT</w:t>
-      </w:r>
-      <w:r>
-        <w:rPr>
-          <w:rFonts w:ascii="Cambria Math" w:hAnsi="Cambria Math" w:cs="Cambria Math"/>
-          <w:b/>
-          <w:sz w:val="14"/>
-          <w:szCs w:val="14"/>
-          <w:shd w:val="clear" w:color="auto" w:fill="B7B7B7"/>
+          <w:rFonts w:ascii="Arial" w:eastAsia="Arial" w:hAnsi="Arial" w:cs="Arial"/>
+          <w:b/>
+          <w:color w:val="000000"/>
+          <w:sz w:val="18"/>
+          <w:highlight w:val="lightGray"/>
+        </w:rPr>
+        <w:t># Source: AI Source: Provided by: [Data Path</w:t>
+      </w:r>
+      <w:r>
+        <w:rPr>
+          <w:rFonts w:ascii="Arial" w:eastAsia="Arial" w:hAnsi="Arial" w:cs="Arial"/>
+          <w:color w:val="000000"/>
+          <w:sz w:val="18"/>
+          <w:highlight w:val="lightGray"/>
+        </w:rPr>
+        <w:t xml:space="preserve">: Persons Table -&gt; ID Column: 1, Name_En Column: Motasem Essam] -&gt; </w:t>
+      </w:r>
+      <w:r>
+        <w:rPr>
+          <w:rFonts w:ascii="Arial" w:eastAsia="Arial" w:hAnsi="Arial" w:cs="Arial"/>
+          <w:b/>
+          <w:color w:val="000000"/>
+          <w:sz w:val="18"/>
+          <w:highlight w:val="lightGray"/>
+        </w:rPr>
+        <w:t>From:</w:t>
+      </w:r>
+      <w:r>
+        <w:rPr>
+          <w:rFonts w:ascii="Arial" w:eastAsia="Arial" w:hAnsi="Arial" w:cs="Arial"/>
+          <w:color w:val="000000"/>
+          <w:sz w:val="18"/>
+          <w:highlight w:val="lightGray"/>
+        </w:rPr>
+        <w:t xml:space="preserve"> [Chatgpt (GPT</w:t>
+      </w:r>
+      <w:r>
+        <w:rPr>
+          <w:rFonts w:ascii="Arial" w:eastAsia="Arial" w:hAnsi="Arial" w:cs="Cambria Math"/>
+          <w:color w:val="000000"/>
+          <w:sz w:val="18"/>
+          <w:highlight w:val="lightGray"/>
         </w:rPr>
         <w:t>‑</w:t>
       </w:r>
       <w:r>
         <w:rPr>
-          <w:b/>
-          <w:sz w:val="14"/>
-          <w:szCs w:val="14"/>
-          <w:shd w:val="clear" w:color="auto" w:fill="B7B7B7"/>
-        </w:rPr>
-        <w:t>5 Mini) at [8/15/2025]</w:t>
+          <w:rFonts w:ascii="Arial" w:eastAsia="Arial" w:hAnsi="Arial" w:cs="Arial"/>
+          <w:color w:val="000000"/>
+          <w:sz w:val="18"/>
+          <w:highlight w:val="lightGray"/>
+        </w:rPr>
+        <w:t xml:space="preserve">5 Mini)] </w:t>
+      </w:r>
+      <w:r>
+        <w:rPr>
+          <w:rFonts w:ascii="Arial" w:eastAsia="Arial" w:hAnsi="Arial" w:cs="Arial"/>
+          <w:b/>
+          <w:color w:val="000000"/>
+          <w:sz w:val="18"/>
+          <w:highlight w:val="lightGray"/>
+        </w:rPr>
+        <w:t>on</w:t>
+      </w:r>
+      <w:r>
+        <w:rPr>
+          <w:rFonts w:ascii="Arial" w:eastAsia="Arial" w:hAnsi="Arial"/>
+          <w:sz w:val="18"/>
+          <w:highlight w:val="lightGray"/>
+        </w:rPr>
+        <w:t xml:space="preserve"> [8/15/2025]</w:t>
       </w:r>
     </w:p>
     <w:p>
@@ -246,7 +280,7 @@
           <w:ilvl w:val="0"/>
           <w:numId w:val="7"/>
         </w:numPr>
-        <w:spacing w:before="240"/>
+        <w:spacing w:before="240" w:after="0" w:line="276" w:lineRule="auto"/>
       </w:pPr>
       <w:r>
         <w:rPr>
@@ -274,6 +308,7 @@
           <w:ilvl w:val="0"/>
           <w:numId w:val="7"/>
         </w:numPr>
+        <w:spacing w:after="0" w:line="276" w:lineRule="auto"/>
       </w:pPr>
       <w:r>
         <w:rPr>
@@ -301,6 +336,7 @@
           <w:ilvl w:val="0"/>
           <w:numId w:val="7"/>
         </w:numPr>
+        <w:spacing w:after="0" w:line="276" w:lineRule="auto"/>
       </w:pPr>
       <w:r>
         <w:rPr>
@@ -328,6 +364,7 @@
           <w:ilvl w:val="0"/>
           <w:numId w:val="7"/>
         </w:numPr>
+        <w:spacing w:after="0" w:line="276" w:lineRule="auto"/>
       </w:pPr>
       <w:r>
         <w:rPr>
@@ -355,7 +392,7 @@
           <w:ilvl w:val="0"/>
           <w:numId w:val="7"/>
         </w:numPr>
-        <w:spacing w:after="240"/>
+        <w:spacing w:after="240" w:line="276" w:lineRule="auto"/>
       </w:pPr>
       <w:r>
         <w:rPr>
@@ -379,7 +416,7 @@
     </w:p>
     <w:p>
       <w:r>
-        <w:pict w14:anchorId="600000E8">
+        <w:pict w14:anchorId="1D2B163B">
           <v:rect id="_x0000_i1026" style="width:0;height:1.5pt" o:hralign="center" o:hrstd="t" o:hr="t" fillcolor="#a0a0a0" stroked="f"/>
         </w:pict>
       </w:r>
@@ -412,60 +449,77 @@
       </w:pPr>
       <w:r>
         <w:rPr>
-          <w:b/>
-          <w:shd w:val="clear" w:color="auto" w:fill="B7B7B7"/>
-        </w:rPr>
-        <w:t># Source</w:t>
-      </w:r>
-      <w:r>
-        <w:rPr>
-          <w:shd w:val="clear" w:color="auto" w:fill="B7B7B7"/>
-        </w:rPr>
-        <w:t xml:space="preserve">: </w:t>
-      </w:r>
-      <w:proofErr w:type="spellStart"/>
-      <w:r>
-        <w:rPr>
-          <w:b/>
-          <w:shd w:val="clear" w:color="auto" w:fill="B7B7B7"/>
-        </w:rPr>
-        <w:t>Chatgpt</w:t>
-      </w:r>
-      <w:proofErr w:type="spellEnd"/>
-      <w:r>
-        <w:rPr>
-          <w:b/>
-          <w:shd w:val="clear" w:color="auto" w:fill="B7B7B7"/>
-        </w:rPr>
-        <w:t xml:space="preserve"> </w:t>
-      </w:r>
-      <w:r>
-        <w:rPr>
-          <w:b/>
-          <w:sz w:val="14"/>
-          <w:szCs w:val="14"/>
-          <w:shd w:val="clear" w:color="auto" w:fill="B7B7B7"/>
-        </w:rPr>
-        <w:t>(GPT</w:t>
-      </w:r>
-      <w:r>
-        <w:rPr>
-          <w:rFonts w:ascii="Cambria Math" w:hAnsi="Cambria Math" w:cs="Cambria Math"/>
-          <w:b/>
-          <w:sz w:val="14"/>
-          <w:szCs w:val="14"/>
-          <w:shd w:val="clear" w:color="auto" w:fill="B7B7B7"/>
+          <w:rFonts w:ascii="Arial" w:eastAsia="Arial" w:hAnsi="Arial" w:cs="Arial"/>
+          <w:b/>
+          <w:color w:val="000000"/>
+          <w:sz w:val="18"/>
+          <w:highlight w:val="lightGray"/>
+        </w:rPr>
+        <w:t># Source: AI Source: Provided by: [Data Path</w:t>
+      </w:r>
+      <w:r>
+        <w:rPr>
+          <w:rFonts w:ascii="Arial" w:eastAsia="Arial" w:hAnsi="Arial" w:cs="Arial"/>
+          <w:color w:val="000000"/>
+          <w:sz w:val="18"/>
+          <w:highlight w:val="lightGray"/>
+        </w:rPr>
+        <w:t xml:space="preserve">: Persons Table -&gt; ID Column: 1, Name_En Column: Motasem Essam] -&gt; </w:t>
+      </w:r>
+      <w:r>
+        <w:rPr>
+          <w:rFonts w:ascii="Arial" w:eastAsia="Arial" w:hAnsi="Arial" w:cs="Arial"/>
+          <w:b/>
+          <w:color w:val="000000"/>
+          <w:sz w:val="18"/>
+          <w:highlight w:val="lightGray"/>
+        </w:rPr>
+        <w:t>From:</w:t>
+      </w:r>
+      <w:r>
+        <w:rPr>
+          <w:rFonts w:ascii="Arial" w:eastAsia="Arial" w:hAnsi="Arial" w:cs="Arial"/>
+          <w:color w:val="000000"/>
+          <w:sz w:val="18"/>
+          <w:highlight w:val="lightGray"/>
+        </w:rPr>
+        <w:t xml:space="preserve"> [Chatgpt (GPT</w:t>
+      </w:r>
+      <w:r>
+        <w:rPr>
+          <w:rFonts w:ascii="Arial" w:eastAsia="Arial" w:hAnsi="Arial" w:cs="Cambria Math"/>
+          <w:color w:val="000000"/>
+          <w:sz w:val="18"/>
+          <w:highlight w:val="lightGray"/>
         </w:rPr>
         <w:t>‑</w:t>
       </w:r>
       <w:r>
         <w:rPr>
-          <w:b/>
-          <w:sz w:val="14"/>
-          <w:szCs w:val="14"/>
-          <w:shd w:val="clear" w:color="auto" w:fill="B7B7B7"/>
-        </w:rPr>
-        <w:t>5 Mini) at [8/15/2025]</w:t>
+          <w:rFonts w:ascii="Arial" w:eastAsia="Arial" w:hAnsi="Arial" w:cs="Arial"/>
+          <w:color w:val="000000"/>
+          <w:sz w:val="18"/>
+          <w:highlight w:val="lightGray"/>
+        </w:rPr>
+        <w:t xml:space="preserve">5 Mini)] </w:t>
+      </w:r>
+      <w:r>
+        <w:rPr>
+          <w:rFonts w:ascii="Arial" w:eastAsia="Arial" w:hAnsi="Arial" w:cs="Arial"/>
+          <w:b/>
+          <w:color w:val="000000"/>
+          <w:sz w:val="18"/>
+          <w:highlight w:val="lightGray"/>
+        </w:rPr>
+        <w:t>on</w:t>
+      </w:r>
+      <w:r>
+        <w:rPr>
+          <w:rFonts w:ascii="Arial" w:eastAsia="Arial" w:hAnsi="Arial"/>
+          <w:sz w:val="18"/>
+          <w:highlight w:val="lightGray"/>
+        </w:rPr>
+        <w:t xml:space="preserve"> [8/15/2025]</w:t>
       </w:r>
     </w:p>
     <w:p>
@@ -528,7 +582,6 @@
           <w:rFonts w:ascii="Roboto Mono" w:eastAsia="Roboto Mono" w:hAnsi="Roboto Mono" w:cs="Roboto Mono"/>
           <w:b/>
         </w:rPr>
-        <w:lastRenderedPageBreak/>
         <w:t>Actors:</w:t>
       </w:r>
       <w:r>
@@ -558,7 +611,7 @@
           <w:ilvl w:val="0"/>
           <w:numId w:val="3"/>
         </w:numPr>
-        <w:spacing w:before="240"/>
+        <w:spacing w:before="240" w:after="0" w:line="276" w:lineRule="auto"/>
         <w:rPr>
           <w:rFonts w:ascii="Roboto Mono" w:eastAsia="Roboto Mono" w:hAnsi="Roboto Mono" w:cs="Roboto Mono"/>
         </w:rPr>
@@ -582,6 +635,7 @@
           <w:ilvl w:val="0"/>
           <w:numId w:val="3"/>
         </w:numPr>
+        <w:spacing w:after="0" w:line="276" w:lineRule="auto"/>
         <w:rPr>
           <w:rFonts w:ascii="Roboto Mono" w:eastAsia="Roboto Mono" w:hAnsi="Roboto Mono" w:cs="Roboto Mono"/>
         </w:rPr>
@@ -605,6 +659,7 @@
           <w:ilvl w:val="0"/>
           <w:numId w:val="3"/>
         </w:numPr>
+        <w:spacing w:after="0" w:line="276" w:lineRule="auto"/>
         <w:rPr>
           <w:rFonts w:ascii="Roboto Mono" w:eastAsia="Roboto Mono" w:hAnsi="Roboto Mono" w:cs="Roboto Mono"/>
         </w:rPr>
@@ -628,6 +683,7 @@
           <w:ilvl w:val="0"/>
           <w:numId w:val="3"/>
         </w:numPr>
+        <w:spacing w:after="0" w:line="276" w:lineRule="auto"/>
         <w:rPr>
           <w:rFonts w:ascii="Roboto Mono" w:eastAsia="Roboto Mono" w:hAnsi="Roboto Mono" w:cs="Roboto Mono"/>
         </w:rPr>
@@ -651,7 +707,7 @@
           <w:ilvl w:val="0"/>
           <w:numId w:val="3"/>
         </w:numPr>
-        <w:spacing w:after="240"/>
+        <w:spacing w:after="240" w:line="276" w:lineRule="auto"/>
         <w:rPr>
           <w:rFonts w:ascii="Roboto Mono" w:eastAsia="Roboto Mono" w:hAnsi="Roboto Mono" w:cs="Roboto Mono"/>
         </w:rPr>
@@ -691,7 +747,7 @@
           <w:ilvl w:val="0"/>
           <w:numId w:val="2"/>
         </w:numPr>
-        <w:spacing w:before="240" w:after="240"/>
+        <w:spacing w:before="240" w:after="240" w:line="276" w:lineRule="auto"/>
         <w:rPr>
           <w:rFonts w:ascii="Roboto Mono" w:eastAsia="Roboto Mono" w:hAnsi="Roboto Mono" w:cs="Roboto Mono"/>
         </w:rPr>
@@ -731,7 +787,7 @@
           <w:ilvl w:val="0"/>
           <w:numId w:val="5"/>
         </w:numPr>
-        <w:spacing w:before="240"/>
+        <w:spacing w:before="240" w:after="0" w:line="276" w:lineRule="auto"/>
         <w:rPr>
           <w:rFonts w:ascii="Roboto Mono" w:eastAsia="Roboto Mono" w:hAnsi="Roboto Mono" w:cs="Roboto Mono"/>
         </w:rPr>
@@ -755,7 +811,7 @@
           <w:ilvl w:val="0"/>
           <w:numId w:val="5"/>
         </w:numPr>
-        <w:spacing w:after="240"/>
+        <w:spacing w:after="240" w:line="276" w:lineRule="auto"/>
       </w:pPr>
       <w:r>
         <w:rPr>
@@ -769,7 +825,7 @@
     </w:p>
     <w:p>
       <w:r>
-        <w:pict w14:anchorId="7B2FBB44">
+        <w:pict w14:anchorId="190096A0">
           <v:rect id="_x0000_i1027" style="width:0;height:1.5pt" o:hralign="center" o:hrstd="t" o:hr="t" fillcolor="#a0a0a0" stroked="f"/>
         </w:pict>
       </w:r>
@@ -790,60 +846,77 @@
       </w:pPr>
       <w:r>
         <w:rPr>
-          <w:b/>
-          <w:shd w:val="clear" w:color="auto" w:fill="B7B7B7"/>
-        </w:rPr>
-        <w:t># Source</w:t>
-      </w:r>
-      <w:r>
-        <w:rPr>
-          <w:shd w:val="clear" w:color="auto" w:fill="B7B7B7"/>
-        </w:rPr>
-        <w:t xml:space="preserve">: </w:t>
-      </w:r>
-      <w:proofErr w:type="spellStart"/>
-      <w:r>
-        <w:rPr>
-          <w:b/>
-          <w:shd w:val="clear" w:color="auto" w:fill="B7B7B7"/>
-        </w:rPr>
-        <w:t>Chatgpt</w:t>
-      </w:r>
-      <w:proofErr w:type="spellEnd"/>
-      <w:r>
-        <w:rPr>
-          <w:b/>
-          <w:shd w:val="clear" w:color="auto" w:fill="B7B7B7"/>
-        </w:rPr>
-        <w:t xml:space="preserve"> </w:t>
-      </w:r>
-      <w:r>
-        <w:rPr>
-          <w:b/>
-          <w:sz w:val="14"/>
-          <w:szCs w:val="14"/>
-          <w:shd w:val="clear" w:color="auto" w:fill="B7B7B7"/>
-        </w:rPr>
-        <w:t>(GPT</w:t>
-      </w:r>
-      <w:r>
-        <w:rPr>
-          <w:rFonts w:ascii="Cambria Math" w:hAnsi="Cambria Math" w:cs="Cambria Math"/>
-          <w:b/>
-          <w:sz w:val="14"/>
-          <w:szCs w:val="14"/>
-          <w:shd w:val="clear" w:color="auto" w:fill="B7B7B7"/>
+          <w:rFonts w:ascii="Arial" w:eastAsia="Arial" w:hAnsi="Arial" w:cs="Arial"/>
+          <w:b/>
+          <w:color w:val="000000"/>
+          <w:sz w:val="18"/>
+          <w:highlight w:val="lightGray"/>
+        </w:rPr>
+        <w:t># Source: AI Source: Provided by: [Data Path</w:t>
+      </w:r>
+      <w:r>
+        <w:rPr>
+          <w:rFonts w:ascii="Arial" w:eastAsia="Arial" w:hAnsi="Arial" w:cs="Arial"/>
+          <w:color w:val="000000"/>
+          <w:sz w:val="18"/>
+          <w:highlight w:val="lightGray"/>
+        </w:rPr>
+        <w:t xml:space="preserve">: Persons Table -&gt; ID Column: 1, Name_En Column: Motasem Essam] -&gt; </w:t>
+      </w:r>
+      <w:r>
+        <w:rPr>
+          <w:rFonts w:ascii="Arial" w:eastAsia="Arial" w:hAnsi="Arial" w:cs="Arial"/>
+          <w:b/>
+          <w:color w:val="000000"/>
+          <w:sz w:val="18"/>
+          <w:highlight w:val="lightGray"/>
+        </w:rPr>
+        <w:t>From:</w:t>
+      </w:r>
+      <w:r>
+        <w:rPr>
+          <w:rFonts w:ascii="Arial" w:eastAsia="Arial" w:hAnsi="Arial" w:cs="Arial"/>
+          <w:color w:val="000000"/>
+          <w:sz w:val="18"/>
+          <w:highlight w:val="lightGray"/>
+        </w:rPr>
+        <w:t xml:space="preserve"> [Chatgpt (GPT</w:t>
+      </w:r>
+      <w:r>
+        <w:rPr>
+          <w:rFonts w:ascii="Arial" w:eastAsia="Arial" w:hAnsi="Arial" w:cs="Cambria Math"/>
+          <w:color w:val="000000"/>
+          <w:sz w:val="18"/>
+          <w:highlight w:val="lightGray"/>
         </w:rPr>
         <w:t>‑</w:t>
       </w:r>
       <w:r>
         <w:rPr>
-          <w:b/>
-          <w:sz w:val="14"/>
-          <w:szCs w:val="14"/>
-          <w:shd w:val="clear" w:color="auto" w:fill="B7B7B7"/>
-        </w:rPr>
-        <w:t>5 Mini) at [8/15/2025]</w:t>
+          <w:rFonts w:ascii="Arial" w:eastAsia="Arial" w:hAnsi="Arial" w:cs="Arial"/>
+          <w:color w:val="000000"/>
+          <w:sz w:val="18"/>
+          <w:highlight w:val="lightGray"/>
+        </w:rPr>
+        <w:t xml:space="preserve">5 Mini)] </w:t>
+      </w:r>
+      <w:r>
+        <w:rPr>
+          <w:rFonts w:ascii="Arial" w:eastAsia="Arial" w:hAnsi="Arial" w:cs="Arial"/>
+          <w:b/>
+          <w:color w:val="000000"/>
+          <w:sz w:val="18"/>
+          <w:highlight w:val="lightGray"/>
+        </w:rPr>
+        <w:t>on</w:t>
+      </w:r>
+      <w:r>
+        <w:rPr>
+          <w:rFonts w:ascii="Arial" w:eastAsia="Arial" w:hAnsi="Arial"/>
+          <w:sz w:val="18"/>
+          <w:highlight w:val="lightGray"/>
+        </w:rPr>
+        <w:t xml:space="preserve"> [8/15/2025]</w:t>
       </w:r>
     </w:p>
     <w:p>
@@ -866,7 +939,7 @@
           <w:ilvl w:val="0"/>
           <w:numId w:val="6"/>
         </w:numPr>
-        <w:spacing w:before="240"/>
+        <w:spacing w:before="240" w:after="0" w:line="276" w:lineRule="auto"/>
       </w:pPr>
       <w:r>
         <w:rPr>
@@ -894,6 +967,7 @@
           <w:ilvl w:val="0"/>
           <w:numId w:val="6"/>
         </w:numPr>
+        <w:spacing w:after="0" w:line="276" w:lineRule="auto"/>
         <w:rPr>
           <w:rFonts w:ascii="Roboto Mono" w:eastAsia="Roboto Mono" w:hAnsi="Roboto Mono" w:cs="Roboto Mono"/>
         </w:rPr>
@@ -919,7 +993,7 @@
           <w:ilvl w:val="0"/>
           <w:numId w:val="6"/>
         </w:numPr>
-        <w:spacing w:after="240"/>
+        <w:spacing w:after="240" w:line="276" w:lineRule="auto"/>
         <w:rPr>
           <w:rFonts w:ascii="Roboto Mono" w:eastAsia="Roboto Mono" w:hAnsi="Roboto Mono" w:cs="Roboto Mono"/>
         </w:rPr>
@@ -961,16 +1035,15 @@
           <w:ilvl w:val="0"/>
           <w:numId w:val="4"/>
         </w:numPr>
-        <w:spacing w:before="240"/>
-        <w:rPr>
-          <w:rFonts w:ascii="Roboto Mono" w:eastAsia="Roboto Mono" w:hAnsi="Roboto Mono" w:cs="Roboto Mono"/>
-        </w:rPr>
-      </w:pPr>
-      <w:r>
-        <w:rPr>
-          <w:rFonts w:ascii="Roboto Mono" w:eastAsia="Roboto Mono" w:hAnsi="Roboto Mono" w:cs="Roboto Mono"/>
-        </w:rPr>
-        <w:lastRenderedPageBreak/>
+        <w:spacing w:before="240" w:after="0" w:line="276" w:lineRule="auto"/>
+        <w:rPr>
+          <w:rFonts w:ascii="Roboto Mono" w:eastAsia="Roboto Mono" w:hAnsi="Roboto Mono" w:cs="Roboto Mono"/>
+        </w:rPr>
+      </w:pPr>
+      <w:r>
+        <w:rPr>
+          <w:rFonts w:ascii="Roboto Mono" w:eastAsia="Roboto Mono" w:hAnsi="Roboto Mono" w:cs="Roboto Mono"/>
+        </w:rPr>
         <w:t>Successful transfer between accounts.</w:t>
       </w:r>
       <w:r>
@@ -986,6 +1059,7 @@
           <w:ilvl w:val="0"/>
           <w:numId w:val="4"/>
         </w:numPr>
+        <w:spacing w:after="0" w:line="276" w:lineRule="auto"/>
         <w:rPr>
           <w:rFonts w:ascii="Roboto Mono" w:eastAsia="Roboto Mono" w:hAnsi="Roboto Mono" w:cs="Roboto Mono"/>
         </w:rPr>
@@ -1009,6 +1083,7 @@
           <w:ilvl w:val="0"/>
           <w:numId w:val="4"/>
         </w:numPr>
+        <w:spacing w:after="0" w:line="276" w:lineRule="auto"/>
         <w:rPr>
           <w:rFonts w:ascii="Roboto Mono" w:eastAsia="Roboto Mono" w:hAnsi="Roboto Mono" w:cs="Roboto Mono"/>
         </w:rPr>
@@ -1032,7 +1107,7 @@
           <w:ilvl w:val="0"/>
           <w:numId w:val="4"/>
         </w:numPr>
-        <w:spacing w:after="240"/>
+        <w:spacing w:after="240" w:line="276" w:lineRule="auto"/>
         <w:rPr>
           <w:rFonts w:ascii="Roboto Mono" w:eastAsia="Roboto Mono" w:hAnsi="Roboto Mono" w:cs="Roboto Mono"/>
         </w:rPr>
@@ -1052,7 +1127,7 @@
     </w:p>
     <w:p>
       <w:r>
-        <w:pict w14:anchorId="71300AA0">
+        <w:pict w14:anchorId="469F2CA6">
           <v:rect id="_x0000_i1028" style="width:0;height:1.5pt" o:hralign="center" o:hrstd="t" o:hr="t" fillcolor="#a0a0a0" stroked="f"/>
         </w:pict>
       </w:r>
@@ -1085,60 +1160,77 @@
       </w:pPr>
       <w:r>
         <w:rPr>
-          <w:b/>
-          <w:shd w:val="clear" w:color="auto" w:fill="B7B7B7"/>
-        </w:rPr>
-        <w:t># Source</w:t>
-      </w:r>
-      <w:r>
-        <w:rPr>
-          <w:shd w:val="clear" w:color="auto" w:fill="B7B7B7"/>
-        </w:rPr>
-        <w:t xml:space="preserve">: </w:t>
-      </w:r>
-      <w:proofErr w:type="spellStart"/>
-      <w:r>
-        <w:rPr>
-          <w:b/>
-          <w:shd w:val="clear" w:color="auto" w:fill="B7B7B7"/>
-        </w:rPr>
-        <w:t>Chatgpt</w:t>
-      </w:r>
-      <w:proofErr w:type="spellEnd"/>
-      <w:r>
-        <w:rPr>
-          <w:b/>
-          <w:shd w:val="clear" w:color="auto" w:fill="B7B7B7"/>
-        </w:rPr>
-        <w:t xml:space="preserve"> </w:t>
-      </w:r>
-      <w:r>
-        <w:rPr>
-          <w:b/>
-          <w:sz w:val="14"/>
-          <w:szCs w:val="14"/>
-          <w:shd w:val="clear" w:color="auto" w:fill="B7B7B7"/>
-        </w:rPr>
-        <w:t>(GPT</w:t>
-      </w:r>
-      <w:r>
-        <w:rPr>
-          <w:rFonts w:ascii="Cambria Math" w:hAnsi="Cambria Math" w:cs="Cambria Math"/>
-          <w:b/>
-          <w:sz w:val="14"/>
-          <w:szCs w:val="14"/>
-          <w:shd w:val="clear" w:color="auto" w:fill="B7B7B7"/>
+          <w:rFonts w:ascii="Arial" w:eastAsia="Arial" w:hAnsi="Arial" w:cs="Arial"/>
+          <w:b/>
+          <w:color w:val="000000"/>
+          <w:sz w:val="18"/>
+          <w:highlight w:val="lightGray"/>
+        </w:rPr>
+        <w:t># Source: AI Source: Provided by: [Data Path</w:t>
+      </w:r>
+      <w:r>
+        <w:rPr>
+          <w:rFonts w:ascii="Arial" w:eastAsia="Arial" w:hAnsi="Arial" w:cs="Arial"/>
+          <w:color w:val="000000"/>
+          <w:sz w:val="18"/>
+          <w:highlight w:val="lightGray"/>
+        </w:rPr>
+        <w:t xml:space="preserve">: Persons Table -&gt; ID Column: 1, Name_En Column: Motasem Essam] -&gt; </w:t>
+      </w:r>
+      <w:r>
+        <w:rPr>
+          <w:rFonts w:ascii="Arial" w:eastAsia="Arial" w:hAnsi="Arial" w:cs="Arial"/>
+          <w:b/>
+          <w:color w:val="000000"/>
+          <w:sz w:val="18"/>
+          <w:highlight w:val="lightGray"/>
+        </w:rPr>
+        <w:t>From:</w:t>
+      </w:r>
+      <w:r>
+        <w:rPr>
+          <w:rFonts w:ascii="Arial" w:eastAsia="Arial" w:hAnsi="Arial" w:cs="Arial"/>
+          <w:color w:val="000000"/>
+          <w:sz w:val="18"/>
+          <w:highlight w:val="lightGray"/>
+        </w:rPr>
+        <w:t xml:space="preserve"> [Chatgpt (GPT</w:t>
+      </w:r>
+      <w:r>
+        <w:rPr>
+          <w:rFonts w:ascii="Arial" w:eastAsia="Arial" w:hAnsi="Arial" w:cs="Cambria Math"/>
+          <w:color w:val="000000"/>
+          <w:sz w:val="18"/>
+          <w:highlight w:val="lightGray"/>
         </w:rPr>
         <w:t>‑</w:t>
       </w:r>
       <w:r>
         <w:rPr>
-          <w:b/>
-          <w:sz w:val="14"/>
-          <w:szCs w:val="14"/>
-          <w:shd w:val="clear" w:color="auto" w:fill="B7B7B7"/>
-        </w:rPr>
-        <w:t>5 Mini) at [8/15/2025]</w:t>
+          <w:rFonts w:ascii="Arial" w:eastAsia="Arial" w:hAnsi="Arial" w:cs="Arial"/>
+          <w:color w:val="000000"/>
+          <w:sz w:val="18"/>
+          <w:highlight w:val="lightGray"/>
+        </w:rPr>
+        <w:t xml:space="preserve">5 Mini)] </w:t>
+      </w:r>
+      <w:r>
+        <w:rPr>
+          <w:rFonts w:ascii="Arial" w:eastAsia="Arial" w:hAnsi="Arial" w:cs="Arial"/>
+          <w:b/>
+          <w:color w:val="000000"/>
+          <w:sz w:val="18"/>
+          <w:highlight w:val="lightGray"/>
+        </w:rPr>
+        <w:t>on</w:t>
+      </w:r>
+      <w:r>
+        <w:rPr>
+          <w:rFonts w:ascii="Arial" w:eastAsia="Arial" w:hAnsi="Arial"/>
+          <w:sz w:val="18"/>
+          <w:highlight w:val="lightGray"/>
+        </w:rPr>
+        <w:t xml:space="preserve"> [8/15/2025]</w:t>
       </w:r>
     </w:p>
     <w:p>
@@ -1210,7 +1302,7 @@
     </w:p>
     <w:p>
       <w:r>
-        <w:pict w14:anchorId="5B147DC1">
+        <w:pict w14:anchorId="6380C2CE">
           <v:rect id="_x0000_i1029" style="width:0;height:1.5pt" o:hralign="center" o:hrstd="t" o:hr="t" fillcolor="#a0a0a0" stroked="f"/>
         </w:pict>
       </w:r>
@@ -1231,60 +1323,77 @@
       </w:pPr>
       <w:r>
         <w:rPr>
-          <w:b/>
-          <w:shd w:val="clear" w:color="auto" w:fill="B7B7B7"/>
-        </w:rPr>
-        <w:t># Source</w:t>
-      </w:r>
-      <w:r>
-        <w:rPr>
-          <w:shd w:val="clear" w:color="auto" w:fill="B7B7B7"/>
-        </w:rPr>
-        <w:t xml:space="preserve">: </w:t>
-      </w:r>
-      <w:proofErr w:type="spellStart"/>
-      <w:r>
-        <w:rPr>
-          <w:b/>
-          <w:shd w:val="clear" w:color="auto" w:fill="B7B7B7"/>
-        </w:rPr>
-        <w:t>Chatgpt</w:t>
-      </w:r>
-      <w:proofErr w:type="spellEnd"/>
-      <w:r>
-        <w:rPr>
-          <w:b/>
-          <w:shd w:val="clear" w:color="auto" w:fill="B7B7B7"/>
-        </w:rPr>
-        <w:t xml:space="preserve"> </w:t>
-      </w:r>
-      <w:r>
-        <w:rPr>
-          <w:b/>
-          <w:sz w:val="14"/>
-          <w:szCs w:val="14"/>
-          <w:shd w:val="clear" w:color="auto" w:fill="B7B7B7"/>
-        </w:rPr>
-        <w:t>(GPT</w:t>
-      </w:r>
-      <w:r>
-        <w:rPr>
-          <w:rFonts w:ascii="Cambria Math" w:hAnsi="Cambria Math" w:cs="Cambria Math"/>
-          <w:b/>
-          <w:sz w:val="14"/>
-          <w:szCs w:val="14"/>
-          <w:shd w:val="clear" w:color="auto" w:fill="B7B7B7"/>
+          <w:rFonts w:ascii="Arial" w:eastAsia="Arial" w:hAnsi="Arial" w:cs="Arial"/>
+          <w:b/>
+          <w:color w:val="000000"/>
+          <w:sz w:val="18"/>
+          <w:highlight w:val="lightGray"/>
+        </w:rPr>
+        <w:t># Source: AI Source: Provided by: [Data Path</w:t>
+      </w:r>
+      <w:r>
+        <w:rPr>
+          <w:rFonts w:ascii="Arial" w:eastAsia="Arial" w:hAnsi="Arial" w:cs="Arial"/>
+          <w:color w:val="000000"/>
+          <w:sz w:val="18"/>
+          <w:highlight w:val="lightGray"/>
+        </w:rPr>
+        <w:t xml:space="preserve">: Persons Table -&gt; ID Column: 1, Name_En Column: Motasem Essam] -&gt; </w:t>
+      </w:r>
+      <w:r>
+        <w:rPr>
+          <w:rFonts w:ascii="Arial" w:eastAsia="Arial" w:hAnsi="Arial" w:cs="Arial"/>
+          <w:b/>
+          <w:color w:val="000000"/>
+          <w:sz w:val="18"/>
+          <w:highlight w:val="lightGray"/>
+        </w:rPr>
+        <w:t>From:</w:t>
+      </w:r>
+      <w:r>
+        <w:rPr>
+          <w:rFonts w:ascii="Arial" w:eastAsia="Arial" w:hAnsi="Arial" w:cs="Arial"/>
+          <w:color w:val="000000"/>
+          <w:sz w:val="18"/>
+          <w:highlight w:val="lightGray"/>
+        </w:rPr>
+        <w:t xml:space="preserve"> [Chatgpt (GPT</w:t>
+      </w:r>
+      <w:r>
+        <w:rPr>
+          <w:rFonts w:ascii="Arial" w:eastAsia="Arial" w:hAnsi="Arial" w:cs="Cambria Math"/>
+          <w:color w:val="000000"/>
+          <w:sz w:val="18"/>
+          <w:highlight w:val="lightGray"/>
         </w:rPr>
         <w:t>‑</w:t>
       </w:r>
       <w:r>
         <w:rPr>
-          <w:b/>
-          <w:sz w:val="14"/>
-          <w:szCs w:val="14"/>
-          <w:shd w:val="clear" w:color="auto" w:fill="B7B7B7"/>
-        </w:rPr>
-        <w:t>5 Mini) at [8/15/2025]</w:t>
+          <w:rFonts w:ascii="Arial" w:eastAsia="Arial" w:hAnsi="Arial" w:cs="Arial"/>
+          <w:color w:val="000000"/>
+          <w:sz w:val="18"/>
+          <w:highlight w:val="lightGray"/>
+        </w:rPr>
+        <w:t xml:space="preserve">5 Mini)] </w:t>
+      </w:r>
+      <w:r>
+        <w:rPr>
+          <w:rFonts w:ascii="Arial" w:eastAsia="Arial" w:hAnsi="Arial" w:cs="Arial"/>
+          <w:b/>
+          <w:color w:val="000000"/>
+          <w:sz w:val="18"/>
+          <w:highlight w:val="lightGray"/>
+        </w:rPr>
+        <w:t>on</w:t>
+      </w:r>
+      <w:r>
+        <w:rPr>
+          <w:rFonts w:ascii="Arial" w:eastAsia="Arial" w:hAnsi="Arial"/>
+          <w:sz w:val="18"/>
+          <w:highlight w:val="lightGray"/>
+        </w:rPr>
+        <w:t xml:space="preserve"> [8/15/2025]</w:t>
       </w:r>
     </w:p>
     <w:p>
@@ -1293,7 +1402,7 @@
           <w:ilvl w:val="0"/>
           <w:numId w:val="1"/>
         </w:numPr>
-        <w:spacing w:before="240"/>
+        <w:spacing w:before="240" w:after="0" w:line="276" w:lineRule="auto"/>
         <w:rPr>
           <w:rFonts w:ascii="Roboto Mono" w:eastAsia="Roboto Mono" w:hAnsi="Roboto Mono" w:cs="Roboto Mono"/>
         </w:rPr>
@@ -1317,6 +1426,7 @@
           <w:ilvl w:val="0"/>
           <w:numId w:val="1"/>
         </w:numPr>
+        <w:spacing w:after="0" w:line="276" w:lineRule="auto"/>
         <w:rPr>
           <w:rFonts w:ascii="Roboto Mono" w:eastAsia="Roboto Mono" w:hAnsi="Roboto Mono" w:cs="Roboto Mono"/>
         </w:rPr>
@@ -1340,7 +1450,7 @@
           <w:ilvl w:val="0"/>
           <w:numId w:val="1"/>
         </w:numPr>
-        <w:spacing w:after="240"/>
+        <w:spacing w:after="240" w:line="276" w:lineRule="auto"/>
         <w:rPr>
           <w:rFonts w:ascii="Roboto Mono" w:eastAsia="Roboto Mono" w:hAnsi="Roboto Mono" w:cs="Roboto Mono"/>
         </w:rPr>
@@ -1360,7 +1470,7 @@
     </w:p>
     <w:p>
       <w:r>
-        <w:pict w14:anchorId="3C294907">
+        <w:pict w14:anchorId="5DBE4541">
           <v:rect id="_x0000_i1030" style="width:0;height:1.5pt" o:hralign="center" o:hrstd="t" o:hr="t" fillcolor="#a0a0a0" stroked="f"/>
         </w:pict>
       </w:r>
@@ -1376,7 +1486,6 @@
         <w:pStyle w:val="Heading2"/>
       </w:pPr>
       <w:r>
-        <w:lastRenderedPageBreak/>
         <w:t>Coverage</w:t>
       </w:r>
     </w:p>
@@ -1386,60 +1495,77 @@
       </w:pPr>
       <w:r>
         <w:rPr>
-          <w:b/>
-          <w:shd w:val="clear" w:color="auto" w:fill="B7B7B7"/>
-        </w:rPr>
-        <w:t># Source</w:t>
-      </w:r>
-      <w:r>
-        <w:rPr>
-          <w:shd w:val="clear" w:color="auto" w:fill="B7B7B7"/>
-        </w:rPr>
-        <w:t xml:space="preserve">: </w:t>
-      </w:r>
-      <w:proofErr w:type="spellStart"/>
-      <w:r>
-        <w:rPr>
-          <w:b/>
-          <w:shd w:val="clear" w:color="auto" w:fill="B7B7B7"/>
-        </w:rPr>
-        <w:t>Chatgpt</w:t>
-      </w:r>
-      <w:proofErr w:type="spellEnd"/>
-      <w:r>
-        <w:rPr>
-          <w:b/>
-          <w:shd w:val="clear" w:color="auto" w:fill="B7B7B7"/>
-        </w:rPr>
-        <w:t xml:space="preserve"> </w:t>
-      </w:r>
-      <w:r>
-        <w:rPr>
-          <w:b/>
-          <w:sz w:val="14"/>
-          <w:szCs w:val="14"/>
-          <w:shd w:val="clear" w:color="auto" w:fill="B7B7B7"/>
-        </w:rPr>
-        <w:t>(GPT</w:t>
-      </w:r>
-      <w:r>
-        <w:rPr>
-          <w:rFonts w:ascii="Cambria Math" w:hAnsi="Cambria Math" w:cs="Cambria Math"/>
-          <w:b/>
-          <w:sz w:val="14"/>
-          <w:szCs w:val="14"/>
-          <w:shd w:val="clear" w:color="auto" w:fill="B7B7B7"/>
+          <w:rFonts w:ascii="Arial" w:eastAsia="Arial" w:hAnsi="Arial" w:cs="Arial"/>
+          <w:b/>
+          <w:color w:val="000000"/>
+          <w:sz w:val="18"/>
+          <w:highlight w:val="lightGray"/>
+        </w:rPr>
+        <w:t># Source: AI Source: Provided by: [Data Path</w:t>
+      </w:r>
+      <w:r>
+        <w:rPr>
+          <w:rFonts w:ascii="Arial" w:eastAsia="Arial" w:hAnsi="Arial" w:cs="Arial"/>
+          <w:color w:val="000000"/>
+          <w:sz w:val="18"/>
+          <w:highlight w:val="lightGray"/>
+        </w:rPr>
+        <w:t xml:space="preserve">: Persons Table -&gt; ID Column: 1, Name_En Column: Motasem Essam] -&gt; </w:t>
+      </w:r>
+      <w:r>
+        <w:rPr>
+          <w:rFonts w:ascii="Arial" w:eastAsia="Arial" w:hAnsi="Arial" w:cs="Arial"/>
+          <w:b/>
+          <w:color w:val="000000"/>
+          <w:sz w:val="18"/>
+          <w:highlight w:val="lightGray"/>
+        </w:rPr>
+        <w:t>From:</w:t>
+      </w:r>
+      <w:r>
+        <w:rPr>
+          <w:rFonts w:ascii="Arial" w:eastAsia="Arial" w:hAnsi="Arial" w:cs="Arial"/>
+          <w:color w:val="000000"/>
+          <w:sz w:val="18"/>
+          <w:highlight w:val="lightGray"/>
+        </w:rPr>
+        <w:t xml:space="preserve"> [Chatgpt (GPT</w:t>
+      </w:r>
+      <w:r>
+        <w:rPr>
+          <w:rFonts w:ascii="Arial" w:eastAsia="Arial" w:hAnsi="Arial" w:cs="Cambria Math"/>
+          <w:color w:val="000000"/>
+          <w:sz w:val="18"/>
+          <w:highlight w:val="lightGray"/>
         </w:rPr>
         <w:t>‑</w:t>
       </w:r>
       <w:r>
         <w:rPr>
-          <w:b/>
-          <w:sz w:val="14"/>
-          <w:szCs w:val="14"/>
-          <w:shd w:val="clear" w:color="auto" w:fill="B7B7B7"/>
-        </w:rPr>
-        <w:t>5 Mini) at [9/13/2025]</w:t>
+          <w:rFonts w:ascii="Arial" w:eastAsia="Arial" w:hAnsi="Arial" w:cs="Arial"/>
+          <w:color w:val="000000"/>
+          <w:sz w:val="18"/>
+          <w:highlight w:val="lightGray"/>
+        </w:rPr>
+        <w:t xml:space="preserve">5 Mini)] </w:t>
+      </w:r>
+      <w:r>
+        <w:rPr>
+          <w:rFonts w:ascii="Arial" w:eastAsia="Arial" w:hAnsi="Arial" w:cs="Arial"/>
+          <w:b/>
+          <w:color w:val="000000"/>
+          <w:sz w:val="18"/>
+          <w:highlight w:val="lightGray"/>
+        </w:rPr>
+        <w:t>on</w:t>
+      </w:r>
+      <w:r>
+        <w:rPr>
+          <w:rFonts w:ascii="Arial" w:eastAsia="Arial" w:hAnsi="Arial"/>
+          <w:sz w:val="18"/>
+          <w:highlight w:val="lightGray"/>
+        </w:rPr>
+        <w:t xml:space="preserve"> [9/13/2025]</w:t>
       </w:r>
     </w:p>
     <w:p>
@@ -1448,7 +1574,6 @@
           <w:rFonts w:ascii="Roboto Mono" w:hAnsi="Roboto Mono"/>
           <w:b/>
           <w:bCs/>
-          <w:lang w:val="en-US"/>
         </w:rPr>
       </w:pPr>
       <w:r>
@@ -1456,7 +1581,6 @@
           <w:rFonts w:ascii="Roboto Mono" w:hAnsi="Roboto Mono"/>
           <w:b/>
           <w:bCs/>
-          <w:lang w:val="en-US"/>
         </w:rPr>
         <w:t>Use Case Testing Coverage</w:t>
       </w:r>
@@ -1467,7 +1591,6 @@
           <w:rFonts w:ascii="Roboto Mono" w:hAnsi="Roboto Mono"/>
           <w:b/>
           <w:bCs/>
-          <w:lang w:val="en-US"/>
         </w:rPr>
       </w:pPr>
       <w:r>
@@ -1475,7 +1598,6 @@
           <w:rFonts w:ascii="Segoe UI Emoji" w:hAnsi="Segoe UI Emoji" w:cs="Segoe UI Emoji"/>
           <w:b/>
           <w:bCs/>
-          <w:lang w:val="en-US"/>
         </w:rPr>
         <w:t>📌</w:t>
       </w:r>
@@ -1484,7 +1606,6 @@
           <w:rFonts w:ascii="Roboto Mono" w:hAnsi="Roboto Mono"/>
           <w:b/>
           <w:bCs/>
-          <w:lang w:val="en-US"/>
         </w:rPr>
         <w:t xml:space="preserve"> Definition</w:t>
       </w:r>
@@ -1495,9 +1616,9 @@
           <w:ilvl w:val="0"/>
           <w:numId w:val="8"/>
         </w:numPr>
-        <w:rPr>
-          <w:rFonts w:ascii="Roboto Mono" w:hAnsi="Roboto Mono"/>
-          <w:lang w:val="en-US"/>
+        <w:spacing w:after="0" w:line="276" w:lineRule="auto"/>
+        <w:rPr>
+          <w:rFonts w:ascii="Roboto Mono" w:hAnsi="Roboto Mono"/>
         </w:rPr>
       </w:pPr>
       <w:r>
@@ -1505,14 +1626,12 @@
           <w:rFonts w:ascii="Roboto Mono" w:hAnsi="Roboto Mono"/>
           <w:b/>
           <w:bCs/>
-          <w:lang w:val="en-US"/>
         </w:rPr>
         <w:t>Coverage items</w:t>
       </w:r>
       <w:r>
         <w:rPr>
           <w:rFonts w:ascii="Roboto Mono" w:hAnsi="Roboto Mono"/>
-          <w:lang w:val="en-US"/>
         </w:rPr>
         <w:t xml:space="preserve"> = </w:t>
       </w:r>
@@ -1521,14 +1640,12 @@
           <w:rFonts w:ascii="Roboto Mono" w:hAnsi="Roboto Mono"/>
           <w:b/>
           <w:bCs/>
-          <w:lang w:val="en-US"/>
         </w:rPr>
         <w:t>use case scenarios or steps</w:t>
       </w:r>
       <w:r>
         <w:rPr>
           <w:rFonts w:ascii="Roboto Mono" w:hAnsi="Roboto Mono"/>
-          <w:lang w:val="en-US"/>
         </w:rPr>
         <w:t xml:space="preserve"> that the system must execute.</w:t>
       </w:r>
@@ -1539,9 +1656,9 @@
           <w:ilvl w:val="0"/>
           <w:numId w:val="8"/>
         </w:numPr>
-        <w:rPr>
-          <w:rFonts w:ascii="Roboto Mono" w:hAnsi="Roboto Mono"/>
-          <w:lang w:val="en-US"/>
+        <w:spacing w:after="0" w:line="276" w:lineRule="auto"/>
+        <w:rPr>
+          <w:rFonts w:ascii="Roboto Mono" w:hAnsi="Roboto Mono"/>
         </w:rPr>
       </w:pPr>
       <w:r>
@@ -1549,14 +1666,12 @@
           <w:rFonts w:ascii="Roboto Mono" w:hAnsi="Roboto Mono"/>
           <w:b/>
           <w:bCs/>
-          <w:lang w:val="en-US"/>
         </w:rPr>
         <w:t>Coverage</w:t>
       </w:r>
       <w:r>
         <w:rPr>
           <w:rFonts w:ascii="Roboto Mono" w:hAnsi="Roboto Mono"/>
-          <w:lang w:val="en-US"/>
         </w:rPr>
         <w:t xml:space="preserve"> = the proportion of all identified use case paths or scenarios that are exercised by test cases.</w:t>
       </w:r>
@@ -1565,15 +1680,13 @@
       <w:pPr>
         <w:rPr>
           <w:rFonts w:ascii="Roboto Mono" w:hAnsi="Roboto Mono"/>
-          <w:lang w:val="en-US"/>
-        </w:rPr>
-      </w:pPr>
-      <w:r>
-        <w:rPr>
-          <w:rFonts w:ascii="Roboto Mono" w:hAnsi="Roboto Mono"/>
-          <w:lang w:val="en-US"/>
-        </w:rPr>
-        <w:pict w14:anchorId="16E36B4F">
+        </w:rPr>
+      </w:pPr>
+      <w:r>
+        <w:rPr>
+          <w:rFonts w:ascii="Roboto Mono" w:hAnsi="Roboto Mono"/>
+        </w:rPr>
+        <w:pict w14:anchorId="6773C872">
           <v:rect id="_x0000_i1031" style="width:0;height:1.5pt" o:hralign="center" o:hrstd="t" o:hr="t" fillcolor="#a0a0a0" stroked="f"/>
         </w:pict>
       </w:r>
@@ -1584,7 +1697,6 @@
           <w:rFonts w:ascii="Roboto Mono" w:hAnsi="Roboto Mono"/>
           <w:b/>
           <w:bCs/>
-          <w:lang w:val="en-US"/>
         </w:rPr>
       </w:pPr>
       <w:r>
@@ -1592,7 +1704,6 @@
           <w:rFonts w:ascii="Segoe UI Emoji" w:hAnsi="Segoe UI Emoji" w:cs="Segoe UI Emoji"/>
           <w:b/>
           <w:bCs/>
-          <w:lang w:val="en-US"/>
         </w:rPr>
         <w:t>📊</w:t>
       </w:r>
@@ -1601,7 +1712,6 @@
           <w:rFonts w:ascii="Roboto Mono" w:hAnsi="Roboto Mono"/>
           <w:b/>
           <w:bCs/>
-          <w:lang w:val="en-US"/>
         </w:rPr>
         <w:t xml:space="preserve"> Formula</w:t>
       </w:r>
@@ -1612,7 +1722,6 @@
           <w:rFonts w:ascii="Roboto Mono" w:hAnsi="Roboto Mono"/>
           <w:b/>
           <w:bCs/>
-          <w:lang w:val="en-US"/>
         </w:rPr>
       </w:pPr>
       <w:r>
@@ -1620,7 +1729,7 @@
           <w:noProof/>
         </w:rPr>
         <w:drawing>
-          <wp:inline distT="0" distB="0" distL="0" distR="0" wp14:anchorId="092FB8FF" wp14:editId="06D8BC1F">
+          <wp:inline distT="0" distB="0" distL="0" distR="0" wp14:anchorId="3711B22E" wp14:editId="3CED5256">
             <wp:extent cx="5943600" cy="492125"/>
             <wp:effectExtent l="0" t="0" r="0" b="3175"/>
             <wp:docPr id="824535955" name="Picture 1"/>
@@ -1660,126 +1769,26 @@
       <w:pPr>
         <w:rPr>
           <w:rFonts w:ascii="Roboto Mono" w:hAnsi="Roboto Mono"/>
-          <w:lang w:val="en-US"/>
-        </w:rPr>
-      </w:pPr>
-      <w:r>
-        <w:rPr>
-          <w:rFonts w:ascii="Roboto Mono" w:hAnsi="Roboto Mono"/>
-          <w:lang w:val="en-US"/>
-        </w:rPr>
-        <w:t>Use Case Coverage (</w:t>
-      </w:r>
-      <w:proofErr w:type="gramStart"/>
-      <w:r>
-        <w:rPr>
-          <w:rFonts w:ascii="Roboto Mono" w:hAnsi="Roboto Mono"/>
-          <w:lang w:val="en-US"/>
-        </w:rPr>
-        <w:t>%)=</w:t>
-      </w:r>
-      <w:proofErr w:type="gramEnd"/>
-      <w:r>
-        <w:rPr>
-          <w:rFonts w:ascii="Roboto Mono" w:hAnsi="Roboto Mono"/>
-          <w:lang w:val="en-US"/>
-        </w:rPr>
-        <w:t>Number of use case steps/scenarios exercisedTotal number of use case steps/scenarios×100\</w:t>
-      </w:r>
-      <w:proofErr w:type="gramStart"/>
-      <w:r>
-        <w:rPr>
-          <w:rFonts w:ascii="Roboto Mono" w:hAnsi="Roboto Mono"/>
-          <w:lang w:val="en-US"/>
-        </w:rPr>
-        <w:t>text{</w:t>
-      </w:r>
-      <w:proofErr w:type="gramEnd"/>
-      <w:r>
-        <w:rPr>
-          <w:rFonts w:ascii="Roboto Mono" w:hAnsi="Roboto Mono"/>
-          <w:lang w:val="en-US"/>
-        </w:rPr>
-        <w:t>Use Case Coverage (\%)} = \</w:t>
-      </w:r>
-      <w:proofErr w:type="gramStart"/>
-      <w:r>
-        <w:rPr>
-          <w:rFonts w:ascii="Roboto Mono" w:hAnsi="Roboto Mono"/>
-          <w:lang w:val="en-US"/>
-        </w:rPr>
-        <w:t>frac{</w:t>
-      </w:r>
-      <w:proofErr w:type="gramEnd"/>
-      <w:r>
-        <w:rPr>
-          <w:rFonts w:ascii="Roboto Mono" w:hAnsi="Roboto Mono"/>
-          <w:lang w:val="en-US"/>
-        </w:rPr>
-        <w:t>\</w:t>
-      </w:r>
-      <w:proofErr w:type="gramStart"/>
-      <w:r>
-        <w:rPr>
-          <w:rFonts w:ascii="Roboto Mono" w:hAnsi="Roboto Mono"/>
-          <w:lang w:val="en-US"/>
-        </w:rPr>
-        <w:t>text{</w:t>
-      </w:r>
-      <w:proofErr w:type="gramEnd"/>
-      <w:r>
-        <w:rPr>
-          <w:rFonts w:ascii="Roboto Mono" w:hAnsi="Roboto Mono"/>
-          <w:lang w:val="en-US"/>
-        </w:rPr>
-        <w:t>Number of use case steps/scenarios exercised</w:t>
-      </w:r>
-      <w:proofErr w:type="gramStart"/>
-      <w:r>
-        <w:rPr>
-          <w:rFonts w:ascii="Roboto Mono" w:hAnsi="Roboto Mono"/>
-          <w:lang w:val="en-US"/>
-        </w:rPr>
-        <w:t>}}{</w:t>
-      </w:r>
-      <w:proofErr w:type="gramEnd"/>
-      <w:r>
-        <w:rPr>
-          <w:rFonts w:ascii="Roboto Mono" w:hAnsi="Roboto Mono"/>
-          <w:lang w:val="en-US"/>
-        </w:rPr>
-        <w:t>\</w:t>
-      </w:r>
-      <w:proofErr w:type="gramStart"/>
-      <w:r>
-        <w:rPr>
-          <w:rFonts w:ascii="Roboto Mono" w:hAnsi="Roboto Mono"/>
-          <w:lang w:val="en-US"/>
-        </w:rPr>
-        <w:t>text{</w:t>
-      </w:r>
-      <w:proofErr w:type="gramEnd"/>
-      <w:r>
-        <w:rPr>
-          <w:rFonts w:ascii="Roboto Mono" w:hAnsi="Roboto Mono"/>
-          <w:lang w:val="en-US"/>
-        </w:rPr>
-        <w:t xml:space="preserve">Total number of use case steps/scenarios}} \times 100 </w:t>
-      </w:r>
-    </w:p>
-    <w:p>
-      <w:pPr>
-        <w:rPr>
-          <w:rFonts w:ascii="Roboto Mono" w:hAnsi="Roboto Mono"/>
-          <w:lang w:val="en-US"/>
-        </w:rPr>
-      </w:pPr>
-      <w:r>
-        <w:rPr>
-          <w:rFonts w:ascii="Roboto Mono" w:hAnsi="Roboto Mono"/>
-          <w:lang w:val="en-US"/>
-        </w:rPr>
-        <w:pict w14:anchorId="2D988067">
+        </w:rPr>
+      </w:pPr>
+      <w:r>
+        <w:rPr>
+          <w:rFonts w:ascii="Roboto Mono" w:hAnsi="Roboto Mono"/>
+        </w:rPr>
+        <w:t xml:space="preserve">Use Case Coverage (%)=Number of use case steps/scenarios exercisedTotal number of use case steps/scenarios×100\text{Use Case Coverage (\%)} = \frac{\text{Number of use case steps/scenarios exercised}}{\text{Total number of use case steps/scenarios}} \times 100 </w:t>
+      </w:r>
+    </w:p>
+    <w:p>
+      <w:pPr>
+        <w:rPr>
+          <w:rFonts w:ascii="Roboto Mono" w:hAnsi="Roboto Mono"/>
+        </w:rPr>
+      </w:pPr>
+      <w:r>
+        <w:rPr>
+          <w:rFonts w:ascii="Roboto Mono" w:hAnsi="Roboto Mono"/>
+        </w:rPr>
+        <w:pict w14:anchorId="5FDDA497">
           <v:rect id="_x0000_i1032" style="width:0;height:1.5pt" o:hralign="center" o:hrstd="t" o:hr="t" fillcolor="#a0a0a0" stroked="f"/>
         </w:pict>
       </w:r>
@@ -1790,7 +1799,6 @@
           <w:rFonts w:ascii="Roboto Mono" w:hAnsi="Roboto Mono"/>
           <w:b/>
           <w:bCs/>
-          <w:lang w:val="en-US"/>
         </w:rPr>
       </w:pPr>
       <w:r>
@@ -1798,7 +1806,6 @@
           <w:rFonts w:ascii="Segoe UI Emoji" w:hAnsi="Segoe UI Emoji" w:cs="Segoe UI Emoji"/>
           <w:b/>
           <w:bCs/>
-          <w:lang w:val="en-US"/>
         </w:rPr>
         <w:t>✅</w:t>
       </w:r>
@@ -1807,7 +1814,6 @@
           <w:rFonts w:ascii="Roboto Mono" w:hAnsi="Roboto Mono"/>
           <w:b/>
           <w:bCs/>
-          <w:lang w:val="en-US"/>
         </w:rPr>
         <w:t xml:space="preserve"> Example</w:t>
       </w:r>
@@ -1816,13 +1822,11 @@
       <w:pPr>
         <w:rPr>
           <w:rFonts w:ascii="Roboto Mono" w:hAnsi="Roboto Mono"/>
-          <w:lang w:val="en-US"/>
-        </w:rPr>
-      </w:pPr>
-      <w:r>
-        <w:rPr>
-          <w:rFonts w:ascii="Roboto Mono" w:hAnsi="Roboto Mono"/>
-          <w:lang w:val="en-US"/>
+        </w:rPr>
+      </w:pPr>
+      <w:r>
+        <w:rPr>
+          <w:rFonts w:ascii="Roboto Mono" w:hAnsi="Roboto Mono"/>
         </w:rPr>
         <w:t xml:space="preserve">Suppose a </w:t>
       </w:r>
@@ -1831,14 +1835,12 @@
           <w:rFonts w:ascii="Roboto Mono" w:hAnsi="Roboto Mono"/>
           <w:b/>
           <w:bCs/>
-          <w:lang w:val="en-US"/>
         </w:rPr>
         <w:t>login use case</w:t>
       </w:r>
       <w:r>
         <w:rPr>
           <w:rFonts w:ascii="Roboto Mono" w:hAnsi="Roboto Mono"/>
-          <w:lang w:val="en-US"/>
         </w:rPr>
         <w:t xml:space="preserve"> has these steps:</w:t>
       </w:r>
@@ -1849,15 +1851,14 @@
           <w:ilvl w:val="0"/>
           <w:numId w:val="9"/>
         </w:numPr>
-        <w:rPr>
-          <w:rFonts w:ascii="Roboto Mono" w:hAnsi="Roboto Mono"/>
-          <w:lang w:val="en-US"/>
-        </w:rPr>
-      </w:pPr>
-      <w:r>
-        <w:rPr>
-          <w:rFonts w:ascii="Roboto Mono" w:hAnsi="Roboto Mono"/>
-          <w:lang w:val="en-US"/>
+        <w:spacing w:after="0" w:line="276" w:lineRule="auto"/>
+        <w:rPr>
+          <w:rFonts w:ascii="Roboto Mono" w:hAnsi="Roboto Mono"/>
+        </w:rPr>
+      </w:pPr>
+      <w:r>
+        <w:rPr>
+          <w:rFonts w:ascii="Roboto Mono" w:hAnsi="Roboto Mono"/>
         </w:rPr>
         <w:t>Enter username</w:t>
       </w:r>
@@ -1868,15 +1869,14 @@
           <w:ilvl w:val="0"/>
           <w:numId w:val="9"/>
         </w:numPr>
-        <w:rPr>
-          <w:rFonts w:ascii="Roboto Mono" w:hAnsi="Roboto Mono"/>
-          <w:lang w:val="en-US"/>
-        </w:rPr>
-      </w:pPr>
-      <w:r>
-        <w:rPr>
-          <w:rFonts w:ascii="Roboto Mono" w:hAnsi="Roboto Mono"/>
-          <w:lang w:val="en-US"/>
+        <w:spacing w:after="0" w:line="276" w:lineRule="auto"/>
+        <w:rPr>
+          <w:rFonts w:ascii="Roboto Mono" w:hAnsi="Roboto Mono"/>
+        </w:rPr>
+      </w:pPr>
+      <w:r>
+        <w:rPr>
+          <w:rFonts w:ascii="Roboto Mono" w:hAnsi="Roboto Mono"/>
         </w:rPr>
         <w:t>Enter password</w:t>
       </w:r>
@@ -1887,15 +1887,14 @@
           <w:ilvl w:val="0"/>
           <w:numId w:val="9"/>
         </w:numPr>
-        <w:rPr>
-          <w:rFonts w:ascii="Roboto Mono" w:hAnsi="Roboto Mono"/>
-          <w:lang w:val="en-US"/>
-        </w:rPr>
-      </w:pPr>
-      <w:r>
-        <w:rPr>
-          <w:rFonts w:ascii="Roboto Mono" w:hAnsi="Roboto Mono"/>
-          <w:lang w:val="en-US"/>
+        <w:spacing w:after="0" w:line="276" w:lineRule="auto"/>
+        <w:rPr>
+          <w:rFonts w:ascii="Roboto Mono" w:hAnsi="Roboto Mono"/>
+        </w:rPr>
+      </w:pPr>
+      <w:r>
+        <w:rPr>
+          <w:rFonts w:ascii="Roboto Mono" w:hAnsi="Roboto Mono"/>
         </w:rPr>
         <w:t>Click login</w:t>
       </w:r>
@@ -1906,15 +1905,14 @@
           <w:ilvl w:val="0"/>
           <w:numId w:val="9"/>
         </w:numPr>
-        <w:rPr>
-          <w:rFonts w:ascii="Roboto Mono" w:hAnsi="Roboto Mono"/>
-          <w:lang w:val="en-US"/>
-        </w:rPr>
-      </w:pPr>
-      <w:r>
-        <w:rPr>
-          <w:rFonts w:ascii="Roboto Mono" w:hAnsi="Roboto Mono"/>
-          <w:lang w:val="en-US"/>
+        <w:spacing w:after="0" w:line="276" w:lineRule="auto"/>
+        <w:rPr>
+          <w:rFonts w:ascii="Roboto Mono" w:hAnsi="Roboto Mono"/>
+        </w:rPr>
+      </w:pPr>
+      <w:r>
+        <w:rPr>
+          <w:rFonts w:ascii="Roboto Mono" w:hAnsi="Roboto Mono"/>
         </w:rPr>
         <w:t>Display dashboard</w:t>
       </w:r>
@@ -1925,15 +1923,14 @@
           <w:ilvl w:val="0"/>
           <w:numId w:val="10"/>
         </w:numPr>
-        <w:rPr>
-          <w:rFonts w:ascii="Roboto Mono" w:hAnsi="Roboto Mono"/>
-          <w:lang w:val="en-US"/>
-        </w:rPr>
-      </w:pPr>
-      <w:r>
-        <w:rPr>
-          <w:rFonts w:ascii="Roboto Mono" w:hAnsi="Roboto Mono"/>
-          <w:lang w:val="en-US"/>
+        <w:spacing w:after="0" w:line="276" w:lineRule="auto"/>
+        <w:rPr>
+          <w:rFonts w:ascii="Roboto Mono" w:hAnsi="Roboto Mono"/>
+        </w:rPr>
+      </w:pPr>
+      <w:r>
+        <w:rPr>
+          <w:rFonts w:ascii="Roboto Mono" w:hAnsi="Roboto Mono"/>
         </w:rPr>
         <w:t>Total steps = 4</w:t>
       </w:r>
@@ -1944,41 +1941,32 @@
           <w:ilvl w:val="0"/>
           <w:numId w:val="10"/>
         </w:numPr>
-        <w:rPr>
-          <w:rFonts w:ascii="Roboto Mono" w:hAnsi="Roboto Mono"/>
-          <w:lang w:val="en-US"/>
-        </w:rPr>
-      </w:pPr>
-      <w:r>
-        <w:rPr>
-          <w:rFonts w:ascii="Roboto Mono" w:hAnsi="Roboto Mono"/>
-          <w:lang w:val="en-US"/>
+        <w:spacing w:after="0" w:line="276" w:lineRule="auto"/>
+        <w:rPr>
+          <w:rFonts w:ascii="Roboto Mono" w:hAnsi="Roboto Mono"/>
+        </w:rPr>
+      </w:pPr>
+      <w:r>
+        <w:rPr>
+          <w:rFonts w:ascii="Roboto Mono" w:hAnsi="Roboto Mono"/>
         </w:rPr>
         <w:t xml:space="preserve">Test case 1 executes steps 1–4 </w:t>
       </w:r>
       <w:r>
-        <w:rPr>
-          <w:lang w:val="en-US"/>
-        </w:rPr>
         <w:t>→</w:t>
       </w:r>
       <w:r>
         <w:rPr>
           <w:rFonts w:ascii="Roboto Mono" w:hAnsi="Roboto Mono"/>
-          <w:lang w:val="en-US"/>
         </w:rPr>
         <w:t xml:space="preserve"> covers all </w:t>
       </w:r>
       <w:r>
-        <w:rPr>
-          <w:lang w:val="en-US"/>
-        </w:rPr>
         <w:t>→</w:t>
       </w:r>
       <w:r>
         <w:rPr>
           <w:rFonts w:ascii="Roboto Mono" w:hAnsi="Roboto Mono"/>
-          <w:lang w:val="en-US"/>
         </w:rPr>
         <w:t xml:space="preserve"> 100% coverage</w:t>
       </w:r>
@@ -1989,28 +1977,23 @@
           <w:ilvl w:val="0"/>
           <w:numId w:val="10"/>
         </w:numPr>
-        <w:rPr>
-          <w:rFonts w:ascii="Roboto Mono" w:hAnsi="Roboto Mono"/>
-          <w:lang w:val="en-US"/>
-        </w:rPr>
-      </w:pPr>
-      <w:r>
-        <w:rPr>
-          <w:rFonts w:ascii="Roboto Mono" w:hAnsi="Roboto Mono"/>
-          <w:lang w:val="en-US"/>
+        <w:spacing w:after="0" w:line="276" w:lineRule="auto"/>
+        <w:rPr>
+          <w:rFonts w:ascii="Roboto Mono" w:hAnsi="Roboto Mono"/>
+        </w:rPr>
+      </w:pPr>
+      <w:r>
+        <w:rPr>
+          <w:rFonts w:ascii="Roboto Mono" w:hAnsi="Roboto Mono"/>
         </w:rPr>
         <w:t xml:space="preserve">Test case 2 executes only 1–3 </w:t>
       </w:r>
       <w:r>
-        <w:rPr>
-          <w:lang w:val="en-US"/>
-        </w:rPr>
         <w:t>→</w:t>
       </w:r>
       <w:r>
         <w:rPr>
           <w:rFonts w:ascii="Roboto Mono" w:hAnsi="Roboto Mono"/>
-          <w:lang w:val="en-US"/>
         </w:rPr>
         <w:t xml:space="preserve"> 3/4 = 75% coverage</w:t>
       </w:r>
@@ -2019,15 +2002,13 @@
       <w:pPr>
         <w:rPr>
           <w:rFonts w:ascii="Roboto Mono" w:hAnsi="Roboto Mono"/>
-          <w:lang w:val="en-US"/>
-        </w:rPr>
-      </w:pPr>
-      <w:r>
-        <w:rPr>
-          <w:rFonts w:ascii="Roboto Mono" w:hAnsi="Roboto Mono"/>
-          <w:lang w:val="en-US"/>
-        </w:rPr>
-        <w:pict w14:anchorId="4E82CCEE">
+        </w:rPr>
+      </w:pPr>
+      <w:r>
+        <w:rPr>
+          <w:rFonts w:ascii="Roboto Mono" w:hAnsi="Roboto Mono"/>
+        </w:rPr>
+        <w:pict w14:anchorId="55001344">
           <v:rect id="_x0000_i1033" style="width:0;height:1.5pt" o:hralign="center" o:hrstd="t" o:hr="t" fillcolor="#a0a0a0" stroked="f"/>
         </w:pict>
       </w:r>
@@ -2038,7 +2019,6 @@
           <w:rFonts w:ascii="Roboto Mono" w:hAnsi="Roboto Mono"/>
           <w:b/>
           <w:bCs/>
-          <w:lang w:val="en-US"/>
         </w:rPr>
       </w:pPr>
       <w:r>
@@ -2046,7 +2026,6 @@
           <w:rFonts w:ascii="Segoe UI Emoji" w:hAnsi="Segoe UI Emoji" w:cs="Segoe UI Emoji"/>
           <w:b/>
           <w:bCs/>
-          <w:lang w:val="en-US"/>
         </w:rPr>
         <w:t>🔹</w:t>
       </w:r>
@@ -2055,7 +2034,6 @@
           <w:rFonts w:ascii="Roboto Mono" w:hAnsi="Roboto Mono"/>
           <w:b/>
           <w:bCs/>
-          <w:lang w:val="en-US"/>
         </w:rPr>
         <w:t xml:space="preserve"> Key Points</w:t>
       </w:r>
@@ -2066,15 +2044,14 @@
           <w:ilvl w:val="0"/>
           <w:numId w:val="11"/>
         </w:numPr>
-        <w:rPr>
-          <w:rFonts w:ascii="Roboto Mono" w:hAnsi="Roboto Mono"/>
-          <w:lang w:val="en-US"/>
-        </w:rPr>
-      </w:pPr>
-      <w:r>
-        <w:rPr>
-          <w:rFonts w:ascii="Roboto Mono" w:hAnsi="Roboto Mono"/>
-          <w:lang w:val="en-US"/>
+        <w:spacing w:after="0" w:line="276" w:lineRule="auto"/>
+        <w:rPr>
+          <w:rFonts w:ascii="Roboto Mono" w:hAnsi="Roboto Mono"/>
+        </w:rPr>
+      </w:pPr>
+      <w:r>
+        <w:rPr>
+          <w:rFonts w:ascii="Roboto Mono" w:hAnsi="Roboto Mono"/>
         </w:rPr>
         <w:t xml:space="preserve">Ensures that </w:t>
       </w:r>
@@ -2083,14 +2060,12 @@
           <w:rFonts w:ascii="Roboto Mono" w:hAnsi="Roboto Mono"/>
           <w:b/>
           <w:bCs/>
-          <w:lang w:val="en-US"/>
         </w:rPr>
         <w:t>all functional flows</w:t>
       </w:r>
       <w:r>
         <w:rPr>
           <w:rFonts w:ascii="Roboto Mono" w:hAnsi="Roboto Mono"/>
-          <w:lang w:val="en-US"/>
         </w:rPr>
         <w:t xml:space="preserve"> described in use cases are tested.</w:t>
       </w:r>
@@ -2101,15 +2076,14 @@
           <w:ilvl w:val="0"/>
           <w:numId w:val="11"/>
         </w:numPr>
-        <w:rPr>
-          <w:rFonts w:ascii="Roboto Mono" w:hAnsi="Roboto Mono"/>
-          <w:lang w:val="en-US"/>
-        </w:rPr>
-      </w:pPr>
-      <w:r>
-        <w:rPr>
-          <w:rFonts w:ascii="Roboto Mono" w:hAnsi="Roboto Mono"/>
-          <w:lang w:val="en-US"/>
+        <w:spacing w:after="0" w:line="276" w:lineRule="auto"/>
+        <w:rPr>
+          <w:rFonts w:ascii="Roboto Mono" w:hAnsi="Roboto Mono"/>
+        </w:rPr>
+      </w:pPr>
+      <w:r>
+        <w:rPr>
+          <w:rFonts w:ascii="Roboto Mono" w:hAnsi="Roboto Mono"/>
         </w:rPr>
         <w:t xml:space="preserve">Useful for </w:t>
       </w:r>
@@ -2118,14 +2092,12 @@
           <w:rFonts w:ascii="Roboto Mono" w:hAnsi="Roboto Mono"/>
           <w:b/>
           <w:bCs/>
-          <w:lang w:val="en-US"/>
         </w:rPr>
         <w:t>functional and system testing</w:t>
       </w:r>
       <w:r>
         <w:rPr>
           <w:rFonts w:ascii="Roboto Mono" w:hAnsi="Roboto Mono"/>
-          <w:lang w:val="en-US"/>
         </w:rPr>
         <w:t>.</w:t>
       </w:r>
@@ -2136,15 +2108,14 @@
           <w:ilvl w:val="0"/>
           <w:numId w:val="11"/>
         </w:numPr>
-        <w:rPr>
-          <w:rFonts w:ascii="Roboto Mono" w:hAnsi="Roboto Mono"/>
-          <w:lang w:val="en-US"/>
-        </w:rPr>
-      </w:pPr>
-      <w:r>
-        <w:rPr>
-          <w:rFonts w:ascii="Roboto Mono" w:hAnsi="Roboto Mono"/>
-          <w:lang w:val="en-US"/>
+        <w:spacing w:after="0" w:line="276" w:lineRule="auto"/>
+        <w:rPr>
+          <w:rFonts w:ascii="Roboto Mono" w:hAnsi="Roboto Mono"/>
+        </w:rPr>
+      </w:pPr>
+      <w:r>
+        <w:rPr>
+          <w:rFonts w:ascii="Roboto Mono" w:hAnsi="Roboto Mono"/>
         </w:rPr>
         <w:t xml:space="preserve">Can also measure coverage of </w:t>
       </w:r>
@@ -2153,14 +2124,12 @@
           <w:rFonts w:ascii="Roboto Mono" w:hAnsi="Roboto Mono"/>
           <w:b/>
           <w:bCs/>
-          <w:lang w:val="en-US"/>
         </w:rPr>
         <w:t>alternative and exception flows</w:t>
       </w:r>
       <w:r>
         <w:rPr>
           <w:rFonts w:ascii="Roboto Mono" w:hAnsi="Roboto Mono"/>
-          <w:lang w:val="en-US"/>
         </w:rPr>
         <w:t>.</w:t>
       </w:r>
@@ -2169,15 +2138,13 @@
       <w:pPr>
         <w:rPr>
           <w:rFonts w:ascii="Roboto Mono" w:hAnsi="Roboto Mono"/>
-          <w:lang w:val="en-US"/>
-        </w:rPr>
-      </w:pPr>
-      <w:r>
-        <w:rPr>
-          <w:rFonts w:ascii="Roboto Mono" w:hAnsi="Roboto Mono"/>
-          <w:lang w:val="en-US"/>
-        </w:rPr>
-        <w:pict w14:anchorId="0AFC9451">
+        </w:rPr>
+      </w:pPr>
+      <w:r>
+        <w:rPr>
+          <w:rFonts w:ascii="Roboto Mono" w:hAnsi="Roboto Mono"/>
+        </w:rPr>
+        <w:pict w14:anchorId="7EEFEC72">
           <v:rect id="_x0000_i1034" style="width:0;height:1.5pt" o:hralign="center" o:hrstd="t" o:hr="t" fillcolor="#a0a0a0" stroked="f"/>
         </w:pict>
       </w:r>
@@ -2199,14 +2166,12 @@
       <w:pPr>
         <w:rPr>
           <w:rFonts w:ascii="Roboto Mono" w:hAnsi="Roboto Mono"/>
-          <w:lang w:val="en-US"/>
         </w:rPr>
       </w:pPr>
       <w:r>
         <w:rPr>
           <w:rFonts w:ascii="Segoe UI Emoji" w:hAnsi="Segoe UI Emoji" w:cs="Segoe UI Emoji"/>
         </w:rPr>
-        <w:lastRenderedPageBreak/>
         <w:t>📊</w:t>
       </w:r>
       <w:r>
@@ -2220,7 +2185,6 @@
       <w:pPr>
         <w:rPr>
           <w:rFonts w:ascii="Roboto Mono" w:hAnsi="Roboto Mono"/>
-          <w:lang w:val="en-US"/>
         </w:rPr>
       </w:pPr>
       <w:r>
@@ -2228,7 +2192,7 @@
           <w:noProof/>
         </w:rPr>
         <w:drawing>
-          <wp:inline distT="0" distB="0" distL="0" distR="0" wp14:anchorId="43B5AE8E" wp14:editId="2BF64764">
+          <wp:inline distT="0" distB="0" distL="0" distR="0" wp14:anchorId="777C7146" wp14:editId="7C1287EE">
             <wp:extent cx="5943600" cy="2577465"/>
             <wp:effectExtent l="0" t="0" r="0" b="0"/>
             <wp:docPr id="1554854464" name="Picture 1"/>
@@ -2300,7 +2264,6 @@
                 <w:rFonts w:ascii="Roboto Mono" w:hAnsi="Roboto Mono"/>
                 <w:b/>
                 <w:bCs/>
-                <w:lang w:val="en-US"/>
               </w:rPr>
             </w:pPr>
             <w:r>
@@ -2308,7 +2271,6 @@
                 <w:rFonts w:ascii="Roboto Mono" w:hAnsi="Roboto Mono"/>
                 <w:b/>
                 <w:bCs/>
-                <w:lang w:val="en-US"/>
               </w:rPr>
               <w:t>Technique</w:t>
             </w:r>
@@ -2326,7 +2288,6 @@
                 <w:rFonts w:ascii="Roboto Mono" w:hAnsi="Roboto Mono"/>
                 <w:b/>
                 <w:bCs/>
-                <w:lang w:val="en-US"/>
               </w:rPr>
             </w:pPr>
             <w:r>
@@ -2334,7 +2295,6 @@
                 <w:rFonts w:ascii="Roboto Mono" w:hAnsi="Roboto Mono"/>
                 <w:b/>
                 <w:bCs/>
-                <w:lang w:val="en-US"/>
               </w:rPr>
               <w:t>Coverage Items</w:t>
             </w:r>
@@ -2352,7 +2312,6 @@
                 <w:rFonts w:ascii="Roboto Mono" w:hAnsi="Roboto Mono"/>
                 <w:b/>
                 <w:bCs/>
-                <w:lang w:val="en-US"/>
               </w:rPr>
             </w:pPr>
             <w:r>
@@ -2360,7 +2319,6 @@
                 <w:rFonts w:ascii="Roboto Mono" w:hAnsi="Roboto Mono"/>
                 <w:b/>
                 <w:bCs/>
-                <w:lang w:val="en-US"/>
               </w:rPr>
               <w:t>How Coverage is Measured</w:t>
             </w:r>
@@ -2378,7 +2336,6 @@
                 <w:rFonts w:ascii="Roboto Mono" w:hAnsi="Roboto Mono"/>
                 <w:b/>
                 <w:bCs/>
-                <w:lang w:val="en-US"/>
               </w:rPr>
             </w:pPr>
             <w:r>
@@ -2386,7 +2343,6 @@
                 <w:rFonts w:ascii="Roboto Mono" w:hAnsi="Roboto Mono"/>
                 <w:b/>
                 <w:bCs/>
-                <w:lang w:val="en-US"/>
               </w:rPr>
               <w:t>100% Coverage Means</w:t>
             </w:r>
@@ -2404,7 +2360,6 @@
                 <w:rFonts w:ascii="Roboto Mono" w:hAnsi="Roboto Mono"/>
                 <w:b/>
                 <w:bCs/>
-                <w:lang w:val="en-US"/>
               </w:rPr>
             </w:pPr>
             <w:r>
@@ -2412,7 +2367,6 @@
                 <w:rFonts w:ascii="Roboto Mono" w:hAnsi="Roboto Mono"/>
                 <w:b/>
                 <w:bCs/>
-                <w:lang w:val="en-US"/>
               </w:rPr>
               <w:t>Example</w:t>
             </w:r>
@@ -2433,7 +2387,6 @@
             <w:pPr>
               <w:rPr>
                 <w:rFonts w:ascii="Roboto Mono" w:hAnsi="Roboto Mono"/>
-                <w:lang w:val="en-US"/>
               </w:rPr>
             </w:pPr>
             <w:r>
@@ -2441,7 +2394,6 @@
                 <w:rFonts w:ascii="Roboto Mono" w:hAnsi="Roboto Mono"/>
                 <w:b/>
                 <w:bCs/>
-                <w:lang w:val="en-US"/>
               </w:rPr>
               <w:t>Equivalence Partitioning (EP)</w:t>
             </w:r>
@@ -2457,13 +2409,11 @@
             <w:pPr>
               <w:rPr>
                 <w:rFonts w:ascii="Roboto Mono" w:hAnsi="Roboto Mono"/>
-                <w:lang w:val="en-US"/>
               </w:rPr>
             </w:pPr>
             <w:r>
               <w:rPr>
                 <w:rFonts w:ascii="Roboto Mono" w:hAnsi="Roboto Mono"/>
-                <w:lang w:val="en-US"/>
               </w:rPr>
               <w:t>Equivalence partitions (valid + invalid sets)</w:t>
             </w:r>
@@ -2479,88 +2429,13 @@
             <w:pPr>
               <w:rPr>
                 <w:rFonts w:ascii="Roboto Mono" w:hAnsi="Roboto Mono"/>
-                <w:lang w:val="en-US"/>
               </w:rPr>
             </w:pPr>
             <w:r>
               <w:rPr>
                 <w:rFonts w:ascii="Roboto Mono" w:hAnsi="Roboto Mono"/>
-                <w:lang w:val="en-US"/>
-              </w:rPr>
-              <w:t>$\</w:t>
-            </w:r>
-            <w:proofErr w:type="spellStart"/>
-            <w:proofErr w:type="gramStart"/>
-            <w:r>
-              <w:rPr>
-                <w:rFonts w:ascii="Roboto Mono" w:hAnsi="Roboto Mono"/>
-                <w:lang w:val="en-US"/>
-              </w:rPr>
-              <w:t>dfrac</w:t>
-            </w:r>
-            <w:proofErr w:type="spellEnd"/>
-            <w:r>
-              <w:rPr>
-                <w:rFonts w:ascii="Roboto Mono" w:hAnsi="Roboto Mono"/>
-                <w:lang w:val="en-US"/>
-              </w:rPr>
-              <w:t>{</w:t>
-            </w:r>
-            <w:proofErr w:type="gramEnd"/>
-            <w:r>
-              <w:rPr>
-                <w:rFonts w:ascii="Roboto Mono" w:hAnsi="Roboto Mono"/>
-                <w:lang w:val="en-US"/>
-              </w:rPr>
-              <w:t>\</w:t>
-            </w:r>
-            <w:proofErr w:type="gramStart"/>
-            <w:r>
-              <w:rPr>
-                <w:rFonts w:ascii="Roboto Mono" w:hAnsi="Roboto Mono"/>
-                <w:lang w:val="en-US"/>
-              </w:rPr>
-              <w:t>text{</w:t>
-            </w:r>
-            <w:proofErr w:type="gramEnd"/>
-            <w:r>
-              <w:rPr>
-                <w:rFonts w:ascii="Roboto Mono" w:hAnsi="Roboto Mono"/>
-                <w:lang w:val="en-US"/>
-              </w:rPr>
-              <w:t>Partitions exercised</w:t>
-            </w:r>
-            <w:proofErr w:type="gramStart"/>
-            <w:r>
-              <w:rPr>
-                <w:rFonts w:ascii="Roboto Mono" w:hAnsi="Roboto Mono"/>
-                <w:lang w:val="en-US"/>
-              </w:rPr>
-              <w:t>}}{</w:t>
-            </w:r>
-            <w:proofErr w:type="gramEnd"/>
-            <w:r>
-              <w:rPr>
-                <w:rFonts w:ascii="Roboto Mono" w:hAnsi="Roboto Mono"/>
-                <w:lang w:val="en-US"/>
-              </w:rPr>
-              <w:t>\</w:t>
-            </w:r>
-            <w:proofErr w:type="gramStart"/>
-            <w:r>
-              <w:rPr>
-                <w:rFonts w:ascii="Roboto Mono" w:hAnsi="Roboto Mono"/>
-                <w:lang w:val="en-US"/>
-              </w:rPr>
-              <w:t>text{</w:t>
-            </w:r>
-            <w:proofErr w:type="gramEnd"/>
-            <w:r>
-              <w:rPr>
-                <w:rFonts w:ascii="Roboto Mono" w:hAnsi="Roboto Mono"/>
-                <w:lang w:val="en-US"/>
-              </w:rPr>
-              <w:t>Total partitions}} \times 100%$</w:t>
+              </w:rPr>
+              <w:t>$\dfrac{\text{Partitions exercised}}{\text{Total partitions}} \times 100%$</w:t>
             </w:r>
           </w:p>
         </w:tc>
@@ -2574,13 +2449,11 @@
             <w:pPr>
               <w:rPr>
                 <w:rFonts w:ascii="Roboto Mono" w:hAnsi="Roboto Mono"/>
-                <w:lang w:val="en-US"/>
               </w:rPr>
             </w:pPr>
             <w:r>
               <w:rPr>
                 <w:rFonts w:ascii="Roboto Mono" w:hAnsi="Roboto Mono"/>
-                <w:lang w:val="en-US"/>
               </w:rPr>
               <w:t xml:space="preserve">At least one test case exercises </w:t>
             </w:r>
@@ -2589,7 +2462,6 @@
                 <w:rFonts w:ascii="Roboto Mono" w:hAnsi="Roboto Mono"/>
                 <w:b/>
                 <w:bCs/>
-                <w:lang w:val="en-US"/>
               </w:rPr>
               <w:t>every partition</w:t>
             </w:r>
@@ -2605,40 +2477,32 @@
             <w:pPr>
               <w:rPr>
                 <w:rFonts w:ascii="Roboto Mono" w:hAnsi="Roboto Mono"/>
-                <w:lang w:val="en-US"/>
               </w:rPr>
             </w:pPr>
             <w:r>
               <w:rPr>
                 <w:rFonts w:ascii="Roboto Mono" w:hAnsi="Roboto Mono"/>
-                <w:lang w:val="en-US"/>
               </w:rPr>
               <w:t xml:space="preserve">Age 18–60 </w:t>
             </w:r>
             <w:r>
-              <w:rPr>
-                <w:lang w:val="en-US"/>
-              </w:rPr>
               <w:t>→</w:t>
             </w:r>
             <w:r>
               <w:rPr>
                 <w:rFonts w:ascii="Roboto Mono" w:hAnsi="Roboto Mono"/>
-                <w:lang w:val="en-US"/>
               </w:rPr>
               <w:t xml:space="preserve"> Partitions: {&lt;18}, {18</w:t>
             </w:r>
             <w:r>
               <w:rPr>
                 <w:rFonts w:ascii="Roboto Mono" w:hAnsi="Roboto Mono" w:cs="Roboto Mono"/>
-                <w:lang w:val="en-US"/>
               </w:rPr>
               <w:t>–</w:t>
             </w:r>
             <w:r>
               <w:rPr>
                 <w:rFonts w:ascii="Roboto Mono" w:hAnsi="Roboto Mono"/>
-                <w:lang w:val="en-US"/>
               </w:rPr>
               <w:t>60}, {&gt;60}. Testing one value from each = 100% EP coverage</w:t>
             </w:r>
@@ -2659,7 +2523,6 @@
             <w:pPr>
               <w:rPr>
                 <w:rFonts w:ascii="Roboto Mono" w:hAnsi="Roboto Mono"/>
-                <w:lang w:val="en-US"/>
               </w:rPr>
             </w:pPr>
             <w:r>
@@ -2667,7 +2530,6 @@
                 <w:rFonts w:ascii="Roboto Mono" w:hAnsi="Roboto Mono"/>
                 <w:b/>
                 <w:bCs/>
-                <w:lang w:val="en-US"/>
               </w:rPr>
               <w:t>Boundary Value Analysis (BVA)</w:t>
             </w:r>
@@ -2683,13 +2545,11 @@
             <w:pPr>
               <w:rPr>
                 <w:rFonts w:ascii="Roboto Mono" w:hAnsi="Roboto Mono"/>
-                <w:lang w:val="en-US"/>
               </w:rPr>
             </w:pPr>
             <w:r>
               <w:rPr>
                 <w:rFonts w:ascii="Roboto Mono" w:hAnsi="Roboto Mono"/>
-                <w:lang w:val="en-US"/>
               </w:rPr>
               <w:t>Boundary values of partitions (min, max, sometimes just outside)</w:t>
             </w:r>
@@ -2705,88 +2565,13 @@
             <w:pPr>
               <w:rPr>
                 <w:rFonts w:ascii="Roboto Mono" w:hAnsi="Roboto Mono"/>
-                <w:lang w:val="en-US"/>
               </w:rPr>
             </w:pPr>
             <w:r>
               <w:rPr>
                 <w:rFonts w:ascii="Roboto Mono" w:hAnsi="Roboto Mono"/>
-                <w:lang w:val="en-US"/>
-              </w:rPr>
-              <w:t>$\</w:t>
-            </w:r>
-            <w:proofErr w:type="spellStart"/>
-            <w:proofErr w:type="gramStart"/>
-            <w:r>
-              <w:rPr>
-                <w:rFonts w:ascii="Roboto Mono" w:hAnsi="Roboto Mono"/>
-                <w:lang w:val="en-US"/>
-              </w:rPr>
-              <w:t>dfrac</w:t>
-            </w:r>
-            <w:proofErr w:type="spellEnd"/>
-            <w:r>
-              <w:rPr>
-                <w:rFonts w:ascii="Roboto Mono" w:hAnsi="Roboto Mono"/>
-                <w:lang w:val="en-US"/>
-              </w:rPr>
-              <w:t>{</w:t>
-            </w:r>
-            <w:proofErr w:type="gramEnd"/>
-            <w:r>
-              <w:rPr>
-                <w:rFonts w:ascii="Roboto Mono" w:hAnsi="Roboto Mono"/>
-                <w:lang w:val="en-US"/>
-              </w:rPr>
-              <w:t>\</w:t>
-            </w:r>
-            <w:proofErr w:type="gramStart"/>
-            <w:r>
-              <w:rPr>
-                <w:rFonts w:ascii="Roboto Mono" w:hAnsi="Roboto Mono"/>
-                <w:lang w:val="en-US"/>
-              </w:rPr>
-              <w:t>text{</w:t>
-            </w:r>
-            <w:proofErr w:type="gramEnd"/>
-            <w:r>
-              <w:rPr>
-                <w:rFonts w:ascii="Roboto Mono" w:hAnsi="Roboto Mono"/>
-                <w:lang w:val="en-US"/>
-              </w:rPr>
-              <w:t>Boundaries exercised</w:t>
-            </w:r>
-            <w:proofErr w:type="gramStart"/>
-            <w:r>
-              <w:rPr>
-                <w:rFonts w:ascii="Roboto Mono" w:hAnsi="Roboto Mono"/>
-                <w:lang w:val="en-US"/>
-              </w:rPr>
-              <w:t>}}{</w:t>
-            </w:r>
-            <w:proofErr w:type="gramEnd"/>
-            <w:r>
-              <w:rPr>
-                <w:rFonts w:ascii="Roboto Mono" w:hAnsi="Roboto Mono"/>
-                <w:lang w:val="en-US"/>
-              </w:rPr>
-              <w:t>\</w:t>
-            </w:r>
-            <w:proofErr w:type="gramStart"/>
-            <w:r>
-              <w:rPr>
-                <w:rFonts w:ascii="Roboto Mono" w:hAnsi="Roboto Mono"/>
-                <w:lang w:val="en-US"/>
-              </w:rPr>
-              <w:t>text{</w:t>
-            </w:r>
-            <w:proofErr w:type="gramEnd"/>
-            <w:r>
-              <w:rPr>
-                <w:rFonts w:ascii="Roboto Mono" w:hAnsi="Roboto Mono"/>
-                <w:lang w:val="en-US"/>
-              </w:rPr>
-              <w:t>Total boundaries}} \times 100%$</w:t>
+              </w:rPr>
+              <w:t>$\dfrac{\text{Boundaries exercised}}{\text{Total boundaries}} \times 100%$</w:t>
             </w:r>
           </w:p>
         </w:tc>
@@ -2800,13 +2585,11 @@
             <w:pPr>
               <w:rPr>
                 <w:rFonts w:ascii="Roboto Mono" w:hAnsi="Roboto Mono"/>
-                <w:lang w:val="en-US"/>
               </w:rPr>
             </w:pPr>
             <w:r>
               <w:rPr>
                 <w:rFonts w:ascii="Roboto Mono" w:hAnsi="Roboto Mono"/>
-                <w:lang w:val="en-US"/>
               </w:rPr>
               <w:t xml:space="preserve">At least one test case exercises </w:t>
             </w:r>
@@ -2815,7 +2598,6 @@
                 <w:rFonts w:ascii="Roboto Mono" w:hAnsi="Roboto Mono"/>
                 <w:b/>
                 <w:bCs/>
-                <w:lang w:val="en-US"/>
               </w:rPr>
               <w:t>every boundary value</w:t>
             </w:r>
@@ -2831,36 +2613,22 @@
             <w:pPr>
               <w:rPr>
                 <w:rFonts w:ascii="Roboto Mono" w:hAnsi="Roboto Mono"/>
-                <w:lang w:val="en-US"/>
               </w:rPr>
             </w:pPr>
             <w:r>
               <w:rPr>
                 <w:rFonts w:ascii="Roboto Mono" w:hAnsi="Roboto Mono"/>
-                <w:lang w:val="en-US"/>
               </w:rPr>
               <w:t xml:space="preserve">Age 18–60 </w:t>
             </w:r>
             <w:r>
-              <w:rPr>
-                <w:lang w:val="en-US"/>
-              </w:rPr>
               <w:t>→</w:t>
             </w:r>
             <w:r>
               <w:rPr>
                 <w:rFonts w:ascii="Roboto Mono" w:hAnsi="Roboto Mono"/>
-                <w:lang w:val="en-US"/>
-              </w:rPr>
-              <w:t xml:space="preserve"> Boundaries: {17, 18, 60, 61}. Testing </w:t>
-            </w:r>
-            <w:r>
-              <w:rPr>
-                <w:rFonts w:ascii="Roboto Mono" w:hAnsi="Roboto Mono"/>
-                <w:lang w:val="en-US"/>
-              </w:rPr>
-              <w:lastRenderedPageBreak/>
-              <w:t>all four = 100% BVA coverage</w:t>
+              </w:rPr>
+              <w:t xml:space="preserve"> Boundaries: {17, 18, 60, 61}. Testing all four = 100% BVA coverage</w:t>
             </w:r>
           </w:p>
         </w:tc>
@@ -2879,7 +2647,6 @@
             <w:pPr>
               <w:rPr>
                 <w:rFonts w:ascii="Roboto Mono" w:hAnsi="Roboto Mono"/>
-                <w:lang w:val="en-US"/>
               </w:rPr>
             </w:pPr>
             <w:r>
@@ -2887,9 +2654,7 @@
                 <w:rFonts w:ascii="Roboto Mono" w:hAnsi="Roboto Mono"/>
                 <w:b/>
                 <w:bCs/>
-                <w:lang w:val="en-US"/>
-              </w:rPr>
-              <w:lastRenderedPageBreak/>
+              </w:rPr>
               <w:t>Decision Table Testing</w:t>
             </w:r>
           </w:p>
@@ -2904,13 +2669,11 @@
             <w:pPr>
               <w:rPr>
                 <w:rFonts w:ascii="Roboto Mono" w:hAnsi="Roboto Mono"/>
-                <w:lang w:val="en-US"/>
               </w:rPr>
             </w:pPr>
             <w:r>
               <w:rPr>
                 <w:rFonts w:ascii="Roboto Mono" w:hAnsi="Roboto Mono"/>
-                <w:lang w:val="en-US"/>
               </w:rPr>
               <w:t>Decision rules (columns)</w:t>
             </w:r>
@@ -2926,88 +2689,13 @@
             <w:pPr>
               <w:rPr>
                 <w:rFonts w:ascii="Roboto Mono" w:hAnsi="Roboto Mono"/>
-                <w:lang w:val="en-US"/>
               </w:rPr>
             </w:pPr>
             <w:r>
               <w:rPr>
                 <w:rFonts w:ascii="Roboto Mono" w:hAnsi="Roboto Mono"/>
-                <w:lang w:val="en-US"/>
-              </w:rPr>
-              <w:t>$\</w:t>
-            </w:r>
-            <w:proofErr w:type="spellStart"/>
-            <w:proofErr w:type="gramStart"/>
-            <w:r>
-              <w:rPr>
-                <w:rFonts w:ascii="Roboto Mono" w:hAnsi="Roboto Mono"/>
-                <w:lang w:val="en-US"/>
-              </w:rPr>
-              <w:t>dfrac</w:t>
-            </w:r>
-            <w:proofErr w:type="spellEnd"/>
-            <w:r>
-              <w:rPr>
-                <w:rFonts w:ascii="Roboto Mono" w:hAnsi="Roboto Mono"/>
-                <w:lang w:val="en-US"/>
-              </w:rPr>
-              <w:t>{</w:t>
-            </w:r>
-            <w:proofErr w:type="gramEnd"/>
-            <w:r>
-              <w:rPr>
-                <w:rFonts w:ascii="Roboto Mono" w:hAnsi="Roboto Mono"/>
-                <w:lang w:val="en-US"/>
-              </w:rPr>
-              <w:t>\</w:t>
-            </w:r>
-            <w:proofErr w:type="gramStart"/>
-            <w:r>
-              <w:rPr>
-                <w:rFonts w:ascii="Roboto Mono" w:hAnsi="Roboto Mono"/>
-                <w:lang w:val="en-US"/>
-              </w:rPr>
-              <w:t>text{</w:t>
-            </w:r>
-            <w:proofErr w:type="gramEnd"/>
-            <w:r>
-              <w:rPr>
-                <w:rFonts w:ascii="Roboto Mono" w:hAnsi="Roboto Mono"/>
-                <w:lang w:val="en-US"/>
-              </w:rPr>
-              <w:t>Rules exercised</w:t>
-            </w:r>
-            <w:proofErr w:type="gramStart"/>
-            <w:r>
-              <w:rPr>
-                <w:rFonts w:ascii="Roboto Mono" w:hAnsi="Roboto Mono"/>
-                <w:lang w:val="en-US"/>
-              </w:rPr>
-              <w:t>}}{</w:t>
-            </w:r>
-            <w:proofErr w:type="gramEnd"/>
-            <w:r>
-              <w:rPr>
-                <w:rFonts w:ascii="Roboto Mono" w:hAnsi="Roboto Mono"/>
-                <w:lang w:val="en-US"/>
-              </w:rPr>
-              <w:t>\</w:t>
-            </w:r>
-            <w:proofErr w:type="gramStart"/>
-            <w:r>
-              <w:rPr>
-                <w:rFonts w:ascii="Roboto Mono" w:hAnsi="Roboto Mono"/>
-                <w:lang w:val="en-US"/>
-              </w:rPr>
-              <w:t>text{</w:t>
-            </w:r>
-            <w:proofErr w:type="gramEnd"/>
-            <w:r>
-              <w:rPr>
-                <w:rFonts w:ascii="Roboto Mono" w:hAnsi="Roboto Mono"/>
-                <w:lang w:val="en-US"/>
-              </w:rPr>
-              <w:t>Total feasible rules}} \times 100%$</w:t>
+              </w:rPr>
+              <w:t>$\dfrac{\text{Rules exercised}}{\text{Total feasible rules}} \times 100%$</w:t>
             </w:r>
           </w:p>
         </w:tc>
@@ -3021,13 +2709,11 @@
             <w:pPr>
               <w:rPr>
                 <w:rFonts w:ascii="Roboto Mono" w:hAnsi="Roboto Mono"/>
-                <w:lang w:val="en-US"/>
               </w:rPr>
             </w:pPr>
             <w:r>
               <w:rPr>
                 <w:rFonts w:ascii="Roboto Mono" w:hAnsi="Roboto Mono"/>
-                <w:lang w:val="en-US"/>
               </w:rPr>
               <w:t xml:space="preserve">At least one test case exercises </w:t>
             </w:r>
@@ -3036,7 +2722,6 @@
                 <w:rFonts w:ascii="Roboto Mono" w:hAnsi="Roboto Mono"/>
                 <w:b/>
                 <w:bCs/>
-                <w:lang w:val="en-US"/>
               </w:rPr>
               <w:t>every decision rule</w:t>
             </w:r>
@@ -3052,26 +2737,20 @@
             <w:pPr>
               <w:rPr>
                 <w:rFonts w:ascii="Roboto Mono" w:hAnsi="Roboto Mono"/>
-                <w:lang w:val="en-US"/>
               </w:rPr>
             </w:pPr>
             <w:r>
               <w:rPr>
                 <w:rFonts w:ascii="Roboto Mono" w:hAnsi="Roboto Mono"/>
-                <w:lang w:val="en-US"/>
               </w:rPr>
               <w:t xml:space="preserve">2 conditions </w:t>
             </w:r>
             <w:r>
-              <w:rPr>
-                <w:lang w:val="en-US"/>
-              </w:rPr>
               <w:t>→</w:t>
             </w:r>
             <w:r>
               <w:rPr>
                 <w:rFonts w:ascii="Roboto Mono" w:hAnsi="Roboto Mono"/>
-                <w:lang w:val="en-US"/>
               </w:rPr>
               <w:t xml:space="preserve"> 4 rules. Testing all 4 rules = 100% coverage</w:t>
             </w:r>
@@ -3092,7 +2771,6 @@
             <w:pPr>
               <w:rPr>
                 <w:rFonts w:ascii="Roboto Mono" w:hAnsi="Roboto Mono"/>
-                <w:lang w:val="en-US"/>
               </w:rPr>
             </w:pPr>
             <w:r>
@@ -3100,7 +2778,6 @@
                 <w:rFonts w:ascii="Roboto Mono" w:hAnsi="Roboto Mono"/>
                 <w:b/>
                 <w:bCs/>
-                <w:lang w:val="en-US"/>
               </w:rPr>
               <w:t>State Transition Testing</w:t>
             </w:r>
@@ -3116,13 +2793,11 @@
             <w:pPr>
               <w:rPr>
                 <w:rFonts w:ascii="Roboto Mono" w:hAnsi="Roboto Mono"/>
-                <w:lang w:val="en-US"/>
               </w:rPr>
             </w:pPr>
             <w:r>
               <w:rPr>
                 <w:rFonts w:ascii="Roboto Mono" w:hAnsi="Roboto Mono"/>
-                <w:lang w:val="en-US"/>
               </w:rPr>
               <w:t>States or transitions (depends on criterion)</w:t>
             </w:r>
@@ -3138,88 +2813,13 @@
             <w:pPr>
               <w:rPr>
                 <w:rFonts w:ascii="Roboto Mono" w:hAnsi="Roboto Mono"/>
-                <w:lang w:val="en-US"/>
               </w:rPr>
             </w:pPr>
             <w:r>
               <w:rPr>
                 <w:rFonts w:ascii="Roboto Mono" w:hAnsi="Roboto Mono"/>
-                <w:lang w:val="en-US"/>
-              </w:rPr>
-              <w:t>$\</w:t>
-            </w:r>
-            <w:proofErr w:type="spellStart"/>
-            <w:proofErr w:type="gramStart"/>
-            <w:r>
-              <w:rPr>
-                <w:rFonts w:ascii="Roboto Mono" w:hAnsi="Roboto Mono"/>
-                <w:lang w:val="en-US"/>
-              </w:rPr>
-              <w:t>dfrac</w:t>
-            </w:r>
-            <w:proofErr w:type="spellEnd"/>
-            <w:r>
-              <w:rPr>
-                <w:rFonts w:ascii="Roboto Mono" w:hAnsi="Roboto Mono"/>
-                <w:lang w:val="en-US"/>
-              </w:rPr>
-              <w:t>{</w:t>
-            </w:r>
-            <w:proofErr w:type="gramEnd"/>
-            <w:r>
-              <w:rPr>
-                <w:rFonts w:ascii="Roboto Mono" w:hAnsi="Roboto Mono"/>
-                <w:lang w:val="en-US"/>
-              </w:rPr>
-              <w:t>\</w:t>
-            </w:r>
-            <w:proofErr w:type="gramStart"/>
-            <w:r>
-              <w:rPr>
-                <w:rFonts w:ascii="Roboto Mono" w:hAnsi="Roboto Mono"/>
-                <w:lang w:val="en-US"/>
-              </w:rPr>
-              <w:t>text{</w:t>
-            </w:r>
-            <w:proofErr w:type="gramEnd"/>
-            <w:r>
-              <w:rPr>
-                <w:rFonts w:ascii="Roboto Mono" w:hAnsi="Roboto Mono"/>
-                <w:lang w:val="en-US"/>
-              </w:rPr>
-              <w:t>States or transitions exercised</w:t>
-            </w:r>
-            <w:proofErr w:type="gramStart"/>
-            <w:r>
-              <w:rPr>
-                <w:rFonts w:ascii="Roboto Mono" w:hAnsi="Roboto Mono"/>
-                <w:lang w:val="en-US"/>
-              </w:rPr>
-              <w:t>}}{</w:t>
-            </w:r>
-            <w:proofErr w:type="gramEnd"/>
-            <w:r>
-              <w:rPr>
-                <w:rFonts w:ascii="Roboto Mono" w:hAnsi="Roboto Mono"/>
-                <w:lang w:val="en-US"/>
-              </w:rPr>
-              <w:t>\</w:t>
-            </w:r>
-            <w:proofErr w:type="gramStart"/>
-            <w:r>
-              <w:rPr>
-                <w:rFonts w:ascii="Roboto Mono" w:hAnsi="Roboto Mono"/>
-                <w:lang w:val="en-US"/>
-              </w:rPr>
-              <w:t>text{</w:t>
-            </w:r>
-            <w:proofErr w:type="gramEnd"/>
-            <w:r>
-              <w:rPr>
-                <w:rFonts w:ascii="Roboto Mono" w:hAnsi="Roboto Mono"/>
-                <w:lang w:val="en-US"/>
-              </w:rPr>
-              <w:t>Total states or transitions}} \times 100%$</w:t>
+              </w:rPr>
+              <w:t>$\dfrac{\text{States or transitions exercised}}{\text{Total states or transitions}} \times 100%$</w:t>
             </w:r>
           </w:p>
         </w:tc>
@@ -3233,52 +2833,38 @@
             <w:pPr>
               <w:rPr>
                 <w:rFonts w:ascii="Roboto Mono" w:hAnsi="Roboto Mono"/>
-                <w:lang w:val="en-US"/>
               </w:rPr>
             </w:pPr>
             <w:r>
               <w:rPr>
                 <w:rFonts w:ascii="Roboto Mono" w:hAnsi="Roboto Mono"/>
-                <w:lang w:val="en-US"/>
               </w:rPr>
               <w:t xml:space="preserve">All states coverage </w:t>
             </w:r>
             <w:r>
-              <w:rPr>
-                <w:lang w:val="en-US"/>
-              </w:rPr>
               <w:t>→</w:t>
             </w:r>
             <w:r>
               <w:rPr>
                 <w:rFonts w:ascii="Roboto Mono" w:hAnsi="Roboto Mono"/>
-                <w:lang w:val="en-US"/>
               </w:rPr>
               <w:t xml:space="preserve"> all states visited; Valid transitions </w:t>
             </w:r>
             <w:r>
-              <w:rPr>
-                <w:lang w:val="en-US"/>
-              </w:rPr>
               <w:t>→</w:t>
             </w:r>
             <w:r>
               <w:rPr>
                 <w:rFonts w:ascii="Roboto Mono" w:hAnsi="Roboto Mono"/>
-                <w:lang w:val="en-US"/>
               </w:rPr>
               <w:t xml:space="preserve"> all valid transitions exercised; All transitions </w:t>
             </w:r>
             <w:r>
-              <w:rPr>
-                <w:lang w:val="en-US"/>
-              </w:rPr>
               <w:t>→</w:t>
             </w:r>
             <w:r>
               <w:rPr>
                 <w:rFonts w:ascii="Roboto Mono" w:hAnsi="Roboto Mono"/>
-                <w:lang w:val="en-US"/>
               </w:rPr>
               <w:t xml:space="preserve"> all valid + invalid transitions exercised</w:t>
             </w:r>
@@ -3294,39 +2880,29 @@
             <w:pPr>
               <w:rPr>
                 <w:rFonts w:ascii="Roboto Mono" w:hAnsi="Roboto Mono"/>
-                <w:lang w:val="en-US"/>
               </w:rPr>
             </w:pPr>
             <w:r>
               <w:rPr>
                 <w:rFonts w:ascii="Roboto Mono" w:hAnsi="Roboto Mono"/>
-                <w:lang w:val="en-US"/>
               </w:rPr>
               <w:t xml:space="preserve">ATM example: Inserted </w:t>
             </w:r>
             <w:r>
-              <w:rPr>
-                <w:lang w:val="en-US"/>
-              </w:rPr>
               <w:t>→</w:t>
             </w:r>
             <w:r>
               <w:rPr>
                 <w:rFonts w:ascii="Roboto Mono" w:hAnsi="Roboto Mono"/>
-                <w:lang w:val="en-US"/>
               </w:rPr>
               <w:t xml:space="preserve"> Valid </w:t>
             </w:r>
             <w:r>
-              <w:rPr>
-                <w:lang w:val="en-US"/>
-              </w:rPr>
               <w:t>→</w:t>
             </w:r>
             <w:r>
               <w:rPr>
                 <w:rFonts w:ascii="Roboto Mono" w:hAnsi="Roboto Mono"/>
-                <w:lang w:val="en-US"/>
               </w:rPr>
               <w:t xml:space="preserve"> Ejected. Test cases cover all states = 100% state coverage; all transitions = 100% coverage</w:t>
             </w:r>
@@ -3347,7 +2923,6 @@
             <w:pPr>
               <w:rPr>
                 <w:rFonts w:ascii="Roboto Mono" w:hAnsi="Roboto Mono"/>
-                <w:lang w:val="en-US"/>
               </w:rPr>
             </w:pPr>
             <w:r>
@@ -3355,9 +2930,7 @@
                 <w:rFonts w:ascii="Roboto Mono" w:hAnsi="Roboto Mono"/>
                 <w:b/>
                 <w:bCs/>
-                <w:lang w:val="en-US"/>
-              </w:rPr>
-              <w:lastRenderedPageBreak/>
+              </w:rPr>
               <w:t>Use Case Testing</w:t>
             </w:r>
           </w:p>
@@ -3372,13 +2945,11 @@
             <w:pPr>
               <w:rPr>
                 <w:rFonts w:ascii="Roboto Mono" w:hAnsi="Roboto Mono"/>
-                <w:lang w:val="en-US"/>
               </w:rPr>
             </w:pPr>
             <w:r>
               <w:rPr>
                 <w:rFonts w:ascii="Roboto Mono" w:hAnsi="Roboto Mono"/>
-                <w:lang w:val="en-US"/>
               </w:rPr>
               <w:t>Use case steps or scenarios (including alternative/exception flows)</w:t>
             </w:r>
@@ -3394,88 +2965,13 @@
             <w:pPr>
               <w:rPr>
                 <w:rFonts w:ascii="Roboto Mono" w:hAnsi="Roboto Mono"/>
-                <w:lang w:val="en-US"/>
               </w:rPr>
             </w:pPr>
             <w:r>
               <w:rPr>
                 <w:rFonts w:ascii="Roboto Mono" w:hAnsi="Roboto Mono"/>
-                <w:lang w:val="en-US"/>
-              </w:rPr>
-              <w:t>$\</w:t>
-            </w:r>
-            <w:proofErr w:type="spellStart"/>
-            <w:proofErr w:type="gramStart"/>
-            <w:r>
-              <w:rPr>
-                <w:rFonts w:ascii="Roboto Mono" w:hAnsi="Roboto Mono"/>
-                <w:lang w:val="en-US"/>
-              </w:rPr>
-              <w:t>dfrac</w:t>
-            </w:r>
-            <w:proofErr w:type="spellEnd"/>
-            <w:r>
-              <w:rPr>
-                <w:rFonts w:ascii="Roboto Mono" w:hAnsi="Roboto Mono"/>
-                <w:lang w:val="en-US"/>
-              </w:rPr>
-              <w:t>{</w:t>
-            </w:r>
-            <w:proofErr w:type="gramEnd"/>
-            <w:r>
-              <w:rPr>
-                <w:rFonts w:ascii="Roboto Mono" w:hAnsi="Roboto Mono"/>
-                <w:lang w:val="en-US"/>
-              </w:rPr>
-              <w:t>\</w:t>
-            </w:r>
-            <w:proofErr w:type="gramStart"/>
-            <w:r>
-              <w:rPr>
-                <w:rFonts w:ascii="Roboto Mono" w:hAnsi="Roboto Mono"/>
-                <w:lang w:val="en-US"/>
-              </w:rPr>
-              <w:t>text{</w:t>
-            </w:r>
-            <w:proofErr w:type="gramEnd"/>
-            <w:r>
-              <w:rPr>
-                <w:rFonts w:ascii="Roboto Mono" w:hAnsi="Roboto Mono"/>
-                <w:lang w:val="en-US"/>
-              </w:rPr>
-              <w:t>Steps/scenarios exercised</w:t>
-            </w:r>
-            <w:proofErr w:type="gramStart"/>
-            <w:r>
-              <w:rPr>
-                <w:rFonts w:ascii="Roboto Mono" w:hAnsi="Roboto Mono"/>
-                <w:lang w:val="en-US"/>
-              </w:rPr>
-              <w:t>}}{</w:t>
-            </w:r>
-            <w:proofErr w:type="gramEnd"/>
-            <w:r>
-              <w:rPr>
-                <w:rFonts w:ascii="Roboto Mono" w:hAnsi="Roboto Mono"/>
-                <w:lang w:val="en-US"/>
-              </w:rPr>
-              <w:t>\</w:t>
-            </w:r>
-            <w:proofErr w:type="gramStart"/>
-            <w:r>
-              <w:rPr>
-                <w:rFonts w:ascii="Roboto Mono" w:hAnsi="Roboto Mono"/>
-                <w:lang w:val="en-US"/>
-              </w:rPr>
-              <w:t>text{</w:t>
-            </w:r>
-            <w:proofErr w:type="gramEnd"/>
-            <w:r>
-              <w:rPr>
-                <w:rFonts w:ascii="Roboto Mono" w:hAnsi="Roboto Mono"/>
-                <w:lang w:val="en-US"/>
-              </w:rPr>
-              <w:t>Total steps/scenarios}} \times 100%$</w:t>
+              </w:rPr>
+              <w:t>$\dfrac{\text{Steps/scenarios exercised}}{\text{Total steps/scenarios}} \times 100%$</w:t>
             </w:r>
           </w:p>
         </w:tc>
@@ -3489,13 +2985,11 @@
             <w:pPr>
               <w:rPr>
                 <w:rFonts w:ascii="Roboto Mono" w:hAnsi="Roboto Mono"/>
-                <w:lang w:val="en-US"/>
               </w:rPr>
             </w:pPr>
             <w:r>
               <w:rPr>
                 <w:rFonts w:ascii="Roboto Mono" w:hAnsi="Roboto Mono"/>
-                <w:lang w:val="en-US"/>
               </w:rPr>
               <w:t>Every step in the main, alternative, and exception flows is executed</w:t>
             </w:r>
@@ -3511,26 +3005,20 @@
             <w:pPr>
               <w:rPr>
                 <w:rFonts w:ascii="Roboto Mono" w:hAnsi="Roboto Mono"/>
-                <w:lang w:val="en-US"/>
               </w:rPr>
             </w:pPr>
             <w:r>
               <w:rPr>
                 <w:rFonts w:ascii="Roboto Mono" w:hAnsi="Roboto Mono"/>
-                <w:lang w:val="en-US"/>
               </w:rPr>
               <w:t xml:space="preserve">Login use case with 4 steps. Test case executes all 4 </w:t>
             </w:r>
             <w:r>
-              <w:rPr>
-                <w:lang w:val="en-US"/>
-              </w:rPr>
               <w:t>→</w:t>
             </w:r>
             <w:r>
               <w:rPr>
                 <w:rFonts w:ascii="Roboto Mono" w:hAnsi="Roboto Mono"/>
-                <w:lang w:val="en-US"/>
               </w:rPr>
               <w:t xml:space="preserve"> 100% coverage</w:t>
             </w:r>
@@ -3542,13 +3030,11 @@
       <w:pPr>
         <w:rPr>
           <w:rFonts w:ascii="Roboto Mono" w:hAnsi="Roboto Mono"/>
-          <w:lang w:val="en-US"/>
-        </w:rPr>
-      </w:pPr>
-      <w:r>
-        <w:rPr>
-          <w:rFonts w:ascii="Roboto Mono" w:hAnsi="Roboto Mono"/>
-          <w:lang w:val="en-US"/>
+        </w:rPr>
+      </w:pPr>
+      <w:r>
+        <w:rPr>
+          <w:rFonts w:ascii="Roboto Mono" w:hAnsi="Roboto Mono"/>
         </w:rPr>
         <w:t xml:space="preserve">                                  |</w:t>
       </w:r>
@@ -3557,44 +3043,38 @@
       <w:pPr>
         <w:rPr>
           <w:rFonts w:ascii="Roboto Mono" w:hAnsi="Roboto Mono"/>
-          <w:lang w:val="en-US"/>
-        </w:rPr>
-      </w:pPr>
-    </w:p>
-    <w:p>
-      <w:pPr>
-        <w:rPr>
-          <w:rFonts w:ascii="Roboto Mono" w:hAnsi="Roboto Mono"/>
-          <w:lang w:val="en-US"/>
-        </w:rPr>
-      </w:pPr>
-    </w:p>
-    <w:p>
-      <w:pPr>
-        <w:rPr>
-          <w:rFonts w:ascii="Roboto Mono" w:hAnsi="Roboto Mono"/>
-          <w:lang w:val="en-US"/>
-        </w:rPr>
-      </w:pPr>
-    </w:p>
-    <w:p>
-      <w:pPr>
-        <w:rPr>
-          <w:rFonts w:ascii="Roboto Mono" w:hAnsi="Roboto Mono"/>
-          <w:lang w:val="en-US"/>
+        </w:rPr>
+      </w:pPr>
+    </w:p>
+    <w:p>
+      <w:pPr>
+        <w:rPr>
+          <w:rFonts w:ascii="Roboto Mono" w:hAnsi="Roboto Mono"/>
+        </w:rPr>
+      </w:pPr>
+    </w:p>
+    <w:p>
+      <w:pPr>
+        <w:rPr>
+          <w:rFonts w:ascii="Roboto Mono" w:hAnsi="Roboto Mono"/>
+        </w:rPr>
+      </w:pPr>
+    </w:p>
+    <w:p>
+      <w:pPr>
+        <w:rPr>
+          <w:rFonts w:ascii="Roboto Mono" w:hAnsi="Roboto Mono"/>
         </w:rPr>
       </w:pPr>
       <w:r>
         <w:rPr>
           <w:rFonts w:ascii="Segoe UI Emoji" w:hAnsi="Segoe UI Emoji" w:cs="Segoe UI Emoji"/>
-          <w:lang w:val="en-US"/>
         </w:rPr>
         <w:t>✅</w:t>
       </w:r>
       <w:r>
         <w:rPr>
           <w:rFonts w:ascii="Roboto Mono" w:hAnsi="Roboto Mono"/>
-          <w:lang w:val="en-US"/>
         </w:rPr>
         <w:t xml:space="preserve"> </w:t>
       </w:r>
@@ -3603,7 +3083,6 @@
           <w:rFonts w:ascii="Roboto Mono" w:hAnsi="Roboto Mono"/>
           <w:b/>
           <w:bCs/>
-          <w:lang w:val="en-US"/>
         </w:rPr>
         <w:t>Quick Takeaways:</w:t>
       </w:r>
@@ -3614,9 +3093,9 @@
           <w:ilvl w:val="0"/>
           <w:numId w:val="12"/>
         </w:numPr>
-        <w:rPr>
-          <w:rFonts w:ascii="Roboto Mono" w:hAnsi="Roboto Mono"/>
-          <w:lang w:val="en-US"/>
+        <w:spacing w:after="0" w:line="276" w:lineRule="auto"/>
+        <w:rPr>
+          <w:rFonts w:ascii="Roboto Mono" w:hAnsi="Roboto Mono"/>
         </w:rPr>
       </w:pPr>
       <w:r>
@@ -3624,27 +3103,21 @@
           <w:rFonts w:ascii="Roboto Mono" w:hAnsi="Roboto Mono"/>
           <w:b/>
           <w:bCs/>
-          <w:lang w:val="en-US"/>
         </w:rPr>
         <w:t>EP &amp; BVA</w:t>
       </w:r>
       <w:r>
         <w:rPr>
           <w:rFonts w:ascii="Roboto Mono" w:hAnsi="Roboto Mono"/>
-          <w:lang w:val="en-US"/>
         </w:rPr>
         <w:t xml:space="preserve"> </w:t>
       </w:r>
       <w:r>
-        <w:rPr>
-          <w:lang w:val="en-US"/>
-        </w:rPr>
         <w:t>→</w:t>
       </w:r>
       <w:r>
         <w:rPr>
           <w:rFonts w:ascii="Roboto Mono" w:hAnsi="Roboto Mono"/>
-          <w:lang w:val="en-US"/>
         </w:rPr>
         <w:t xml:space="preserve"> focus on </w:t>
       </w:r>
@@ -3653,14 +3126,12 @@
           <w:rFonts w:ascii="Roboto Mono" w:hAnsi="Roboto Mono"/>
           <w:b/>
           <w:bCs/>
-          <w:lang w:val="en-US"/>
         </w:rPr>
         <w:t>inputs and boundaries</w:t>
       </w:r>
       <w:r>
         <w:rPr>
           <w:rFonts w:ascii="Roboto Mono" w:hAnsi="Roboto Mono"/>
-          <w:lang w:val="en-US"/>
         </w:rPr>
         <w:t>.</w:t>
       </w:r>
@@ -3671,9 +3142,9 @@
           <w:ilvl w:val="0"/>
           <w:numId w:val="12"/>
         </w:numPr>
-        <w:rPr>
-          <w:rFonts w:ascii="Roboto Mono" w:hAnsi="Roboto Mono"/>
-          <w:lang w:val="en-US"/>
+        <w:spacing w:after="0" w:line="276" w:lineRule="auto"/>
+        <w:rPr>
+          <w:rFonts w:ascii="Roboto Mono" w:hAnsi="Roboto Mono"/>
         </w:rPr>
       </w:pPr>
       <w:r>
@@ -3681,27 +3152,21 @@
           <w:rFonts w:ascii="Roboto Mono" w:hAnsi="Roboto Mono"/>
           <w:b/>
           <w:bCs/>
-          <w:lang w:val="en-US"/>
         </w:rPr>
         <w:t>Decision Tables</w:t>
       </w:r>
       <w:r>
         <w:rPr>
           <w:rFonts w:ascii="Roboto Mono" w:hAnsi="Roboto Mono"/>
-          <w:lang w:val="en-US"/>
         </w:rPr>
         <w:t xml:space="preserve"> </w:t>
       </w:r>
       <w:r>
-        <w:rPr>
-          <w:lang w:val="en-US"/>
-        </w:rPr>
         <w:t>→</w:t>
       </w:r>
       <w:r>
         <w:rPr>
           <w:rFonts w:ascii="Roboto Mono" w:hAnsi="Roboto Mono"/>
-          <w:lang w:val="en-US"/>
         </w:rPr>
         <w:t xml:space="preserve"> focus on </w:t>
       </w:r>
@@ -3710,14 +3175,12 @@
           <w:rFonts w:ascii="Roboto Mono" w:hAnsi="Roboto Mono"/>
           <w:b/>
           <w:bCs/>
-          <w:lang w:val="en-US"/>
         </w:rPr>
         <w:t>logical combinations of conditions and actions</w:t>
       </w:r>
       <w:r>
         <w:rPr>
           <w:rFonts w:ascii="Roboto Mono" w:hAnsi="Roboto Mono"/>
-          <w:lang w:val="en-US"/>
         </w:rPr>
         <w:t>.</w:t>
       </w:r>
@@ -3728,9 +3191,9 @@
           <w:ilvl w:val="0"/>
           <w:numId w:val="12"/>
         </w:numPr>
-        <w:rPr>
-          <w:rFonts w:ascii="Roboto Mono" w:hAnsi="Roboto Mono"/>
-          <w:lang w:val="en-US"/>
+        <w:spacing w:after="0" w:line="276" w:lineRule="auto"/>
+        <w:rPr>
+          <w:rFonts w:ascii="Roboto Mono" w:hAnsi="Roboto Mono"/>
         </w:rPr>
       </w:pPr>
       <w:r>
@@ -3738,27 +3201,21 @@
           <w:rFonts w:ascii="Roboto Mono" w:hAnsi="Roboto Mono"/>
           <w:b/>
           <w:bCs/>
-          <w:lang w:val="en-US"/>
         </w:rPr>
         <w:t>State Transition Testing</w:t>
       </w:r>
       <w:r>
         <w:rPr>
           <w:rFonts w:ascii="Roboto Mono" w:hAnsi="Roboto Mono"/>
-          <w:lang w:val="en-US"/>
         </w:rPr>
         <w:t xml:space="preserve"> </w:t>
       </w:r>
       <w:r>
-        <w:rPr>
-          <w:lang w:val="en-US"/>
-        </w:rPr>
         <w:t>→</w:t>
       </w:r>
       <w:r>
         <w:rPr>
           <w:rFonts w:ascii="Roboto Mono" w:hAnsi="Roboto Mono"/>
-          <w:lang w:val="en-US"/>
         </w:rPr>
         <w:t xml:space="preserve"> focus on </w:t>
       </w:r>
@@ -3767,14 +3224,12 @@
           <w:rFonts w:ascii="Roboto Mono" w:hAnsi="Roboto Mono"/>
           <w:b/>
           <w:bCs/>
-          <w:lang w:val="en-US"/>
         </w:rPr>
         <w:t>system states and transitions</w:t>
       </w:r>
       <w:r>
         <w:rPr>
           <w:rFonts w:ascii="Roboto Mono" w:hAnsi="Roboto Mono"/>
-          <w:lang w:val="en-US"/>
         </w:rPr>
         <w:t>.</w:t>
       </w:r>
@@ -3785,9 +3240,9 @@
           <w:ilvl w:val="0"/>
           <w:numId w:val="12"/>
         </w:numPr>
-        <w:rPr>
-          <w:rFonts w:ascii="Roboto Mono" w:hAnsi="Roboto Mono"/>
-          <w:lang w:val="en-US"/>
+        <w:spacing w:after="0" w:line="276" w:lineRule="auto"/>
+        <w:rPr>
+          <w:rFonts w:ascii="Roboto Mono" w:hAnsi="Roboto Mono"/>
         </w:rPr>
       </w:pPr>
       <w:r>
@@ -3795,27 +3250,21 @@
           <w:rFonts w:ascii="Roboto Mono" w:hAnsi="Roboto Mono"/>
           <w:b/>
           <w:bCs/>
-          <w:lang w:val="en-US"/>
         </w:rPr>
         <w:t>Use Case Testing</w:t>
       </w:r>
       <w:r>
         <w:rPr>
           <w:rFonts w:ascii="Roboto Mono" w:hAnsi="Roboto Mono"/>
-          <w:lang w:val="en-US"/>
         </w:rPr>
         <w:t xml:space="preserve"> </w:t>
       </w:r>
       <w:r>
-        <w:rPr>
-          <w:lang w:val="en-US"/>
-        </w:rPr>
         <w:t>→</w:t>
       </w:r>
       <w:r>
         <w:rPr>
           <w:rFonts w:ascii="Roboto Mono" w:hAnsi="Roboto Mono"/>
-          <w:lang w:val="en-US"/>
         </w:rPr>
         <w:t xml:space="preserve"> focus on </w:t>
       </w:r>
@@ -3824,14 +3273,12 @@
           <w:rFonts w:ascii="Roboto Mono" w:hAnsi="Roboto Mono"/>
           <w:b/>
           <w:bCs/>
-          <w:lang w:val="en-US"/>
         </w:rPr>
         <w:t>functional scenarios and flows</w:t>
       </w:r>
       <w:r>
         <w:rPr>
           <w:rFonts w:ascii="Roboto Mono" w:hAnsi="Roboto Mono"/>
-          <w:lang w:val="en-US"/>
         </w:rPr>
         <w:t>.</w:t>
       </w:r>
@@ -3840,16 +3287,16 @@
       <w:pPr>
         <w:rPr>
           <w:rFonts w:ascii="Roboto Mono" w:hAnsi="Roboto Mono"/>
-          <w:lang w:val="en-US"/>
-        </w:rPr>
-      </w:pPr>
-    </w:p>
+        </w:rPr>
+      </w:pPr>
+    </w:p>
+    <w:p/>
     <w:p/>
     <w:sectPr>
       <w:pgSz w:w="12240" w:h="15840"/>
       <w:pgMar w:top="1440" w:right="1440" w:bottom="1440" w:left="1440" w:header="720" w:footer="720" w:gutter="0"/>
-      <w:pgNumType w:start="1"/>
       <w:cols w:space="720"/>
+      <w:docGrid w:linePitch="360"/>
     </w:sectPr>
   </w:body>
 </w:document>
@@ -5760,18 +5207,6 @@
   <w:style w:type="paragraph" w:default="1" w:styleId="Normal">
     <w:name w:val="Normal"/>
     <w:qFormat/>
-    <w:rsid w:val="00C730C5"/>
-    <w:pPr>
-      <w:spacing w:after="0" w:line="276" w:lineRule="auto"/>
-    </w:pPr>
-    <w:rPr>
-      <w:rFonts w:ascii="Arial" w:eastAsia="Arial" w:hAnsi="Arial" w:cs="Arial"/>
-      <w:kern w:val="0"/>
-      <w:sz w:val="22"/>
-      <w:szCs w:val="22"/>
-      <w:lang w:val="en"/>
-      <w14:ligatures w14:val="none"/>
-    </w:rPr>
   </w:style>
   <w:style w:type="paragraph" w:styleId="Heading1">
     <w:name w:val="heading 1"/>
@@ -5780,7 +5215,7 @@
     <w:link w:val="Heading1Char"/>
     <w:uiPriority w:val="9"/>
     <w:qFormat/>
-    <w:rsid w:val="007F7C64"/>
+    <w:rsid w:val="00BB604F"/>
     <w:pPr>
       <w:keepNext/>
       <w:keepLines/>
@@ -5802,7 +5237,7 @@
     <w:uiPriority w:val="9"/>
     <w:unhideWhenUsed/>
     <w:qFormat/>
-    <w:rsid w:val="007F7C64"/>
+    <w:rsid w:val="00BB604F"/>
     <w:pPr>
       <w:keepNext/>
       <w:keepLines/>
@@ -5825,7 +5260,7 @@
     <w:semiHidden/>
     <w:unhideWhenUsed/>
     <w:qFormat/>
-    <w:rsid w:val="007F7C64"/>
+    <w:rsid w:val="00BB604F"/>
     <w:pPr>
       <w:keepNext/>
       <w:keepLines/>
@@ -5848,7 +5283,7 @@
     <w:semiHidden/>
     <w:unhideWhenUsed/>
     <w:qFormat/>
-    <w:rsid w:val="007F7C64"/>
+    <w:rsid w:val="00BB604F"/>
     <w:pPr>
       <w:keepNext/>
       <w:keepLines/>
@@ -5871,7 +5306,7 @@
     <w:semiHidden/>
     <w:unhideWhenUsed/>
     <w:qFormat/>
-    <w:rsid w:val="007F7C64"/>
+    <w:rsid w:val="00BB604F"/>
     <w:pPr>
       <w:keepNext/>
       <w:keepLines/>
@@ -5892,11 +5327,11 @@
     <w:semiHidden/>
     <w:unhideWhenUsed/>
     <w:qFormat/>
-    <w:rsid w:val="007F7C64"/>
+    <w:rsid w:val="00BB604F"/>
     <w:pPr>
       <w:keepNext/>
       <w:keepLines/>
-      <w:spacing w:before="40"/>
+      <w:spacing w:before="40" w:after="0"/>
       <w:outlineLvl w:val="5"/>
     </w:pPr>
     <w:rPr>
@@ -5915,11 +5350,11 @@
     <w:semiHidden/>
     <w:unhideWhenUsed/>
     <w:qFormat/>
-    <w:rsid w:val="007F7C64"/>
+    <w:rsid w:val="00BB604F"/>
     <w:pPr>
       <w:keepNext/>
       <w:keepLines/>
-      <w:spacing w:before="40"/>
+      <w:spacing w:before="40" w:after="0"/>
       <w:outlineLvl w:val="6"/>
     </w:pPr>
     <w:rPr>
@@ -5936,10 +5371,11 @@
     <w:semiHidden/>
     <w:unhideWhenUsed/>
     <w:qFormat/>
-    <w:rsid w:val="007F7C64"/>
+    <w:rsid w:val="00BB604F"/>
     <w:pPr>
       <w:keepNext/>
       <w:keepLines/>
+      <w:spacing w:after="0"/>
       <w:outlineLvl w:val="7"/>
     </w:pPr>
     <w:rPr>
@@ -5958,10 +5394,11 @@
     <w:semiHidden/>
     <w:unhideWhenUsed/>
     <w:qFormat/>
-    <w:rsid w:val="007F7C64"/>
+    <w:rsid w:val="00BB604F"/>
     <w:pPr>
       <w:keepNext/>
       <w:keepLines/>
+      <w:spacing w:after="0"/>
       <w:outlineLvl w:val="8"/>
     </w:pPr>
     <w:rPr>
@@ -5972,6 +5409,7 @@
   <w:style w:type="character" w:default="1" w:styleId="DefaultParagraphFont">
     <w:name w:val="Default Paragraph Font"/>
     <w:uiPriority w:val="1"/>
+    <w:semiHidden/>
     <w:unhideWhenUsed/>
   </w:style>
   <w:style w:type="table" w:default="1" w:styleId="TableNormal">
@@ -6000,7 +5438,7 @@
     <w:basedOn w:val="DefaultParagraphFont"/>
     <w:link w:val="Heading1"/>
     <w:uiPriority w:val="9"/>
-    <w:rsid w:val="007F7C64"/>
+    <w:rsid w:val="00BB604F"/>
     <w:rPr>
       <w:rFonts w:asciiTheme="majorHAnsi" w:eastAsiaTheme="majorEastAsia" w:hAnsiTheme="majorHAnsi" w:cstheme="majorBidi"/>
       <w:color w:val="2F5496" w:themeColor="accent1" w:themeShade="BF"/>
@@ -6013,7 +5451,7 @@
     <w:basedOn w:val="DefaultParagraphFont"/>
     <w:link w:val="Heading2"/>
     <w:uiPriority w:val="9"/>
-    <w:rsid w:val="007F7C64"/>
+    <w:rsid w:val="00BB604F"/>
     <w:rPr>
       <w:rFonts w:asciiTheme="majorHAnsi" w:eastAsiaTheme="majorEastAsia" w:hAnsiTheme="majorHAnsi" w:cstheme="majorBidi"/>
       <w:color w:val="2F5496" w:themeColor="accent1" w:themeShade="BF"/>
@@ -6027,7 +5465,7 @@
     <w:link w:val="Heading3"/>
     <w:uiPriority w:val="9"/>
     <w:semiHidden/>
-    <w:rsid w:val="007F7C64"/>
+    <w:rsid w:val="00BB604F"/>
     <w:rPr>
       <w:rFonts w:eastAsiaTheme="majorEastAsia" w:cstheme="majorBidi"/>
       <w:color w:val="2F5496" w:themeColor="accent1" w:themeShade="BF"/>
@@ -6041,7 +5479,7 @@
     <w:link w:val="Heading4"/>
     <w:uiPriority w:val="9"/>
     <w:semiHidden/>
-    <w:rsid w:val="007F7C64"/>
+    <w:rsid w:val="00BB604F"/>
     <w:rPr>
       <w:rFonts w:eastAsiaTheme="majorEastAsia" w:cstheme="majorBidi"/>
       <w:i/>
@@ -6055,7 +5493,7 @@
     <w:link w:val="Heading5"/>
     <w:uiPriority w:val="9"/>
     <w:semiHidden/>
-    <w:rsid w:val="007F7C64"/>
+    <w:rsid w:val="00BB604F"/>
     <w:rPr>
       <w:rFonts w:eastAsiaTheme="majorEastAsia" w:cstheme="majorBidi"/>
       <w:color w:val="2F5496" w:themeColor="accent1" w:themeShade="BF"/>
@@ -6067,7 +5505,7 @@
     <w:link w:val="Heading6"/>
     <w:uiPriority w:val="9"/>
     <w:semiHidden/>
-    <w:rsid w:val="007F7C64"/>
+    <w:rsid w:val="00BB604F"/>
     <w:rPr>
       <w:rFonts w:eastAsiaTheme="majorEastAsia" w:cstheme="majorBidi"/>
       <w:i/>
@@ -6081,7 +5519,7 @@
     <w:link w:val="Heading7"/>
     <w:uiPriority w:val="9"/>
     <w:semiHidden/>
-    <w:rsid w:val="007F7C64"/>
+    <w:rsid w:val="00BB604F"/>
     <w:rPr>
       <w:rFonts w:eastAsiaTheme="majorEastAsia" w:cstheme="majorBidi"/>
       <w:color w:val="595959" w:themeColor="text1" w:themeTint="A6"/>
@@ -6093,7 +5531,7 @@
     <w:link w:val="Heading8"/>
     <w:uiPriority w:val="9"/>
     <w:semiHidden/>
-    <w:rsid w:val="007F7C64"/>
+    <w:rsid w:val="00BB604F"/>
     <w:rPr>
       <w:rFonts w:eastAsiaTheme="majorEastAsia" w:cstheme="majorBidi"/>
       <w:i/>
@@ -6107,7 +5545,7 @@
     <w:link w:val="Heading9"/>
     <w:uiPriority w:val="9"/>
     <w:semiHidden/>
-    <w:rsid w:val="007F7C64"/>
+    <w:rsid w:val="00BB604F"/>
     <w:rPr>
       <w:rFonts w:eastAsiaTheme="majorEastAsia" w:cstheme="majorBidi"/>
       <w:color w:val="272727" w:themeColor="text1" w:themeTint="D8"/>
@@ -6120,7 +5558,7 @@
     <w:link w:val="TitleChar"/>
     <w:uiPriority w:val="10"/>
     <w:qFormat/>
-    <w:rsid w:val="007F7C64"/>
+    <w:rsid w:val="00BB604F"/>
     <w:pPr>
       <w:spacing w:after="80" w:line="240" w:lineRule="auto"/>
       <w:contextualSpacing/>
@@ -6138,7 +5576,7 @@
     <w:basedOn w:val="DefaultParagraphFont"/>
     <w:link w:val="Title"/>
     <w:uiPriority w:val="10"/>
-    <w:rsid w:val="007F7C64"/>
+    <w:rsid w:val="00BB604F"/>
     <w:rPr>
       <w:rFonts w:asciiTheme="majorHAnsi" w:eastAsiaTheme="majorEastAsia" w:hAnsiTheme="majorHAnsi" w:cstheme="majorBidi"/>
       <w:spacing w:val="-10"/>
@@ -6154,7 +5592,7 @@
     <w:link w:val="SubtitleChar"/>
     <w:uiPriority w:val="11"/>
     <w:qFormat/>
-    <w:rsid w:val="007F7C64"/>
+    <w:rsid w:val="00BB604F"/>
     <w:pPr>
       <w:numPr>
         <w:ilvl w:val="1"/>
@@ -6173,7 +5611,7 @@
     <w:basedOn w:val="DefaultParagraphFont"/>
     <w:link w:val="Subtitle"/>
     <w:uiPriority w:val="11"/>
-    <w:rsid w:val="007F7C64"/>
+    <w:rsid w:val="00BB604F"/>
     <w:rPr>
       <w:rFonts w:eastAsiaTheme="majorEastAsia" w:cstheme="majorBidi"/>
       <w:color w:val="595959" w:themeColor="text1" w:themeTint="A6"/>
@@ -6189,7 +5627,7 @@
     <w:link w:val="QuoteChar"/>
     <w:uiPriority w:val="29"/>
     <w:qFormat/>
-    <w:rsid w:val="007F7C64"/>
+    <w:rsid w:val="00BB604F"/>
     <w:pPr>
       <w:spacing w:before="160"/>
       <w:jc w:val="center"/>
@@ -6205,7 +5643,7 @@
     <w:basedOn w:val="DefaultParagraphFont"/>
     <w:link w:val="Quote"/>
     <w:uiPriority w:val="29"/>
-    <w:rsid w:val="007F7C64"/>
+    <w:rsid w:val="00BB604F"/>
     <w:rPr>
       <w:i/>
       <w:iCs/>
@@ -6217,7 +5655,7 @@
     <w:basedOn w:val="Normal"/>
     <w:uiPriority w:val="34"/>
     <w:qFormat/>
-    <w:rsid w:val="007F7C64"/>
+    <w:rsid w:val="00BB604F"/>
     <w:pPr>
       <w:ind w:left="720"/>
       <w:contextualSpacing/>
@@ -6228,7 +5666,7 @@
     <w:basedOn w:val="DefaultParagraphFont"/>
     <w:uiPriority w:val="21"/>
     <w:qFormat/>
-    <w:rsid w:val="007F7C64"/>
+    <w:rsid w:val="00BB604F"/>
     <w:rPr>
       <w:i/>
       <w:iCs/>
@@ -6242,7 +5680,7 @@
     <w:link w:val="IntenseQuoteChar"/>
     <w:uiPriority w:val="30"/>
     <w:qFormat/>
-    <w:rsid w:val="007F7C64"/>
+    <w:rsid w:val="00BB604F"/>
     <w:pPr>
       <w:pBdr>
         <w:top w:val="single" w:sz="4" w:space="10" w:color="2F5496" w:themeColor="accent1" w:themeShade="BF"/>
@@ -6263,7 +5701,7 @@
     <w:basedOn w:val="DefaultParagraphFont"/>
     <w:link w:val="IntenseQuote"/>
     <w:uiPriority w:val="30"/>
-    <w:rsid w:val="007F7C64"/>
+    <w:rsid w:val="00BB604F"/>
     <w:rPr>
       <w:i/>
       <w:iCs/>
@@ -6275,7 +5713,7 @@
     <w:basedOn w:val="DefaultParagraphFont"/>
     <w:uiPriority w:val="32"/>
     <w:qFormat/>
-    <w:rsid w:val="007F7C64"/>
+    <w:rsid w:val="00BB604F"/>
     <w:rPr>
       <w:b/>
       <w:bCs/>
